--- a/docs/report.docx
+++ b/docs/report.docx
@@ -54,28 +54,6 @@
     </w:sdt>
     <w:p>
       <w:pPr>
-        <w:pStyle w:val="SourceCode"/>
-      </w:pPr>
-      <w:r>
-        <w:rPr>
-          <w:rStyle w:val="VerbatimChar"/>
-        </w:rPr>
-        <w:t xml:space="preserve">&lt;IPython.core.display.HTML object&gt;</w:t>
-      </w:r>
-    </w:p>
-    <w:p>
-      <w:pPr>
-        <w:pStyle w:val="SourceCode"/>
-      </w:pPr>
-      <w:r>
-        <w:rPr>
-          <w:rStyle w:val="VerbatimChar"/>
-        </w:rPr>
-        <w:t xml:space="preserve">&lt;IPython.core.display.HTML object&gt;</w:t>
-      </w:r>
-    </w:p>
-    <w:p>
-      <w:pPr>
         <w:pStyle w:val="FirstParagraph"/>
       </w:pPr>
       <w:r>
@@ -1602,8 +1580,8 @@
         <w:tblLook w:firstRow="1" w:lastRow="0" w:firstColumn="0" w:lastColumn="0" w:noHBand="0" w:noVBand="0" w:val="0020"/>
       </w:tblPr>
       <w:tblGrid>
-        <w:gridCol w:w="880"/>
-        <w:gridCol w:w="7040"/>
+        <w:gridCol w:w="2178"/>
+        <w:gridCol w:w="5742"/>
       </w:tblGrid>
       <w:tr>
         <w:trPr>

--- a/docs/report.docx
+++ b/docs/report.docx
@@ -5172,6 +5172,14 @@
         <w:t xml:space="preserve">Table 1 — Strategic nominations: each centre’s top-ranked assets (sortable / filterable in HTML; asset names link to the data source).</w:t>
       </w:r>
     </w:p>
+    <w:p>
+      <w:pPr>
+        <w:sectPr>
+          <w:type w:val="nextPage"/>
+          <w:pgSz w:w="12240" w:h="15840"/>
+        </w:sectPr>
+      </w:pPr>
+    </w:p>
     <w:tbl>
       <w:tblPr>
         <w:tblStyle w:val="Table"/>
@@ -8021,6 +8029,14 @@
         </w:tc>
       </w:tr>
     </w:tbl>
+    <w:p>
+      <w:pPr>
+        <w:sectPr>
+          <w:pgSz w:w="15840" w:h="12240" w:orient="landscape"/>
+          <w:pgMar w:top="720" w:bottom="720" w:left="720" w:right="720"/>
+        </w:sectPr>
+      </w:pPr>
+    </w:p>
     <w:bookmarkEnd w:id="55"/>
     <w:bookmarkStart w:id="59" w:name="sec-6-3"/>
     <w:p>
@@ -8526,6 +8542,14 @@
         <w:t xml:space="preserve">shortlist: Open-access, high-readiness assets (sortable / filterable in HTML; asset names link to the data source).</w:t>
       </w:r>
     </w:p>
+    <w:p>
+      <w:pPr>
+        <w:sectPr>
+          <w:type w:val="nextPage"/>
+          <w:pgSz w:w="12240" w:h="15840"/>
+        </w:sectPr>
+      </w:pPr>
+    </w:p>
     <w:tbl>
       <w:tblPr>
         <w:tblStyle w:val="Table"/>
@@ -11465,6 +11489,14 @@
         </w:tc>
       </w:tr>
     </w:tbl>
+    <w:p>
+      <w:pPr>
+        <w:sectPr>
+          <w:pgSz w:w="15840" w:h="12240" w:orient="landscape"/>
+          <w:pgMar w:top="720" w:bottom="720" w:left="720" w:right="720"/>
+        </w:sectPr>
+      </w:pPr>
+    </w:p>
     <w:bookmarkEnd w:id="64"/>
     <w:bookmarkStart w:id="76" w:name="sec-6-6"/>
     <w:p>
@@ -13681,7 +13713,7 @@
       </w:r>
     </w:p>
     <w:bookmarkEnd w:id="85"/>
-    <w:bookmarkStart w:id="98" w:name="data-access-feedback-and-reproducibility"/>
+    <w:bookmarkStart w:id="99" w:name="data-access-feedback-and-reproducibility"/>
     <w:p>
       <w:pPr>
         <w:pStyle w:val="Heading2"/>
@@ -14056,7 +14088,7 @@
         <w:t xml:space="preserve"># or: --to docx</w:t>
       </w:r>
     </w:p>
-    <w:bookmarkStart w:id="97" w:name="X981c30afc5d34005fa58438231531a13ce51028"/>
+    <w:bookmarkStart w:id="98" w:name="X981c30afc5d34005fa58438231531a13ce51028"/>
     <w:p>
       <w:pPr>
         <w:pStyle w:val="Heading3"/>
@@ -14070,82 +14102,89 @@
         <w:pStyle w:val="FirstParagraph"/>
       </w:pPr>
       <w:r>
-        <w:t xml:space="preserve">Spotted an error, or know of an asset that should be included? Please open a short issue — it goes straight to the team and is tracked to resolution. The links below open a pre-filled template:</w:t>
+        <w:t xml:space="preserve">Spotted an error, or know of an asset that should be included? We want to hear it.</w:t>
+      </w:r>
+      <w:r>
+        <w:t xml:space="preserve"> </w:t>
+      </w:r>
+      <w:r>
+        <w:rPr>
+          <w:b/>
+          <w:bCs/>
+        </w:rPr>
+        <w:t xml:space="preserve">No GitHub account is needed</w:t>
+      </w:r>
+      <w:r>
+        <w:t xml:space="preserve"> </w:t>
+      </w:r>
+      <w:r>
+        <w:t xml:space="preserve">— use the feedback form; responses are routed automatically into the project’s GitHub issue tracker so every item is triaged and resolved (pipeline documented in</w:t>
+      </w:r>
+      <w:r>
+        <w:t xml:space="preserve"> </w:t>
+      </w:r>
+      <w:hyperlink r:id="rId94">
+        <w:r>
+          <w:rPr>
+            <w:rStyle w:val="VerbatimChar"/>
+          </w:rPr>
+          <w:t xml:space="preserve">FEEDBACK.md</w:t>
+        </w:r>
+      </w:hyperlink>
+      <w:r>
+        <w:t xml:space="preserve">).</w:t>
       </w:r>
     </w:p>
     <w:p>
       <w:pPr>
-        <w:pStyle w:val="Compact"/>
-        <w:numPr>
-          <w:ilvl w:val="0"/>
-          <w:numId w:val="1011"/>
-        </w:numPr>
+        <w:pStyle w:val="BlockText"/>
       </w:pPr>
+      <w:r>
+        <w:t xml:space="preserve">📝</w:t>
+      </w:r>
+      <w:r>
+        <w:t xml:space="preserve"> </w:t>
+      </w:r>
+      <w:r>
+        <w:rPr>
+          <w:b/>
+          <w:bCs/>
+        </w:rPr>
+        <w:t xml:space="preserve">Feedback form:</w:t>
+      </w:r>
+      <w:r>
+        <w:t xml:space="preserve"> </w:t>
+      </w:r>
+      <w:r>
+        <w:rPr>
+          <w:i/>
+          <w:iCs/>
+        </w:rPr>
+        <w:t xml:space="preserve">(link to be added once the Microsoft Form is published — see</w:t>
+      </w:r>
+      <w:r>
+        <w:rPr>
+          <w:i/>
+          <w:iCs/>
+        </w:rPr>
+        <w:t xml:space="preserve"> </w:t>
+      </w:r>
       <w:hyperlink r:id="rId94">
         <w:r>
           <w:rPr>
-            <w:rStyle w:val="Hyperlink"/>
-            <w:b/>
-            <w:bCs/>
+            <w:rStyle w:val="VerbatimChar"/>
+            <w:i/>
+            <w:iCs/>
           </w:rPr>
-          <w:t xml:space="preserve">Correct an asset record</w:t>
+          <w:t xml:space="preserve">FEEDBACK.md</w:t>
         </w:r>
       </w:hyperlink>
       <w:r>
-        <w:t xml:space="preserve"> </w:t>
-      </w:r>
-      <w:r>
-        <w:t xml:space="preserve">— wrong domain, access, contact, etc.</w:t>
-      </w:r>
-    </w:p>
-    <w:p>
-      <w:pPr>
-        <w:pStyle w:val="Compact"/>
-        <w:numPr>
-          <w:ilvl w:val="0"/>
-          <w:numId w:val="1011"/>
-        </w:numPr>
-      </w:pPr>
-      <w:hyperlink r:id="rId95">
-        <w:r>
-          <w:rPr>
-            <w:rStyle w:val="Hyperlink"/>
-            <w:b/>
-            <w:bCs/>
-          </w:rPr>
-          <w:t xml:space="preserve">Suggest a missing asset</w:t>
-        </w:r>
-      </w:hyperlink>
-      <w:r>
-        <w:t xml:space="preserve"> </w:t>
-      </w:r>
-      <w:r>
-        <w:t xml:space="preserve">— e.g. from a centre not yet represented.</w:t>
-      </w:r>
-    </w:p>
-    <w:p>
-      <w:pPr>
-        <w:pStyle w:val="Compact"/>
-        <w:numPr>
-          <w:ilvl w:val="0"/>
-          <w:numId w:val="1011"/>
-        </w:numPr>
-      </w:pPr>
-      <w:hyperlink r:id="rId96">
-        <w:r>
-          <w:rPr>
-            <w:rStyle w:val="Hyperlink"/>
-            <w:b/>
-            <w:bCs/>
-          </w:rPr>
-          <w:t xml:space="preserve">General feedback on the report</w:t>
-        </w:r>
-      </w:hyperlink>
-      <w:r>
-        <w:t xml:space="preserve"> </w:t>
-      </w:r>
-      <w:r>
-        <w:t xml:space="preserve">— on framing, figures, or analysis.</w:t>
+        <w:rPr>
+          <w:i/>
+          <w:iCs/>
+        </w:rPr>
+        <w:t xml:space="preserve">).</w:t>
       </w:r>
     </w:p>
     <w:p>
@@ -14153,11 +14192,49 @@
         <w:pStyle w:val="FirstParagraph"/>
       </w:pPr>
       <w:r>
-        <w:rPr>
-          <w:i/>
-          <w:iCs/>
-        </w:rPr>
-        <w:t xml:space="preserve">(Opening an issue requires a free GitHub account. For richer inline discussion the repository can later enable GitHub Discussions with a Giscus comment box; issue links are used here because they produce tracked, actionable items.)</w:t>
+        <w:t xml:space="preserve">If you do use GitHub, you can instead open a pre-filled issue directly:</w:t>
+      </w:r>
+      <w:r>
+        <w:t xml:space="preserve"> </w:t>
+      </w:r>
+      <w:hyperlink r:id="rId95">
+        <w:r>
+          <w:rPr>
+            <w:rStyle w:val="Hyperlink"/>
+          </w:rPr>
+          <w:t xml:space="preserve">correct a record</w:t>
+        </w:r>
+      </w:hyperlink>
+      <w:r>
+        <w:t xml:space="preserve">,</w:t>
+      </w:r>
+      <w:r>
+        <w:t xml:space="preserve"> </w:t>
+      </w:r>
+      <w:hyperlink r:id="rId96">
+        <w:r>
+          <w:rPr>
+            <w:rStyle w:val="Hyperlink"/>
+          </w:rPr>
+          <w:t xml:space="preserve">suggest a missing asset</w:t>
+        </w:r>
+      </w:hyperlink>
+      <w:r>
+        <w:t xml:space="preserve">, or</w:t>
+      </w:r>
+      <w:r>
+        <w:t xml:space="preserve"> </w:t>
+      </w:r>
+      <w:hyperlink r:id="rId97">
+        <w:r>
+          <w:rPr>
+            <w:rStyle w:val="Hyperlink"/>
+          </w:rPr>
+          <w:t xml:space="preserve">general feedback</w:t>
+        </w:r>
+      </w:hyperlink>
+      <w:r>
+        <w:t xml:space="preserve">.</w:t>
       </w:r>
     </w:p>
     <w:p>
@@ -14167,9 +14244,9 @@
         </w:pict>
       </w:r>
     </w:p>
-    <w:bookmarkEnd w:id="97"/>
     <w:bookmarkEnd w:id="98"/>
-    <w:bookmarkStart w:id="99" w:name="annex-a"/>
+    <w:bookmarkEnd w:id="99"/>
+    <w:bookmarkStart w:id="100" w:name="annex-a"/>
     <w:p>
       <w:pPr>
         <w:pStyle w:val="Heading2"/>
@@ -14189,6 +14266,14 @@
         </w:rPr>
         <w:t xml:space="preserve">All 123 catalogued assets, sortable and filterable in the HTML edition. Use the search box to find a centre, domain, or asset.</w:t>
       </w:r>
+    </w:p>
+    <w:p>
+      <w:pPr>
+        <w:sectPr>
+          <w:type w:val="nextPage"/>
+          <w:pgSz w:w="12240" w:h="15840"/>
+        </w:sectPr>
+      </w:pPr>
     </w:p>
     <w:tbl>
       <w:tblPr>
@@ -27844,14 +27929,22 @@
       </w:tr>
     </w:tbl>
     <w:p>
+      <w:pPr>
+        <w:sectPr>
+          <w:pgSz w:w="15840" w:h="12240" w:orient="landscape"/>
+          <w:pgMar w:top="720" w:bottom="720" w:left="720" w:right="720"/>
+        </w:sectPr>
+      </w:pPr>
+    </w:p>
+    <w:p>
       <w:r>
         <w:pict>
           <v:rect style="width:0;height:1.5pt" o:hralign="center" o:hrstd="t" o:hr="t"/>
         </w:pict>
       </w:r>
     </w:p>
-    <w:bookmarkEnd w:id="99"/>
-    <w:bookmarkStart w:id="100" w:name="annex-b"/>
+    <w:bookmarkEnd w:id="100"/>
+    <w:bookmarkStart w:id="101" w:name="annex-b"/>
     <w:p>
       <w:pPr>
         <w:pStyle w:val="Heading2"/>
@@ -28435,8 +28528,8 @@
         </w:pict>
       </w:r>
     </w:p>
-    <w:bookmarkEnd w:id="100"/>
-    <w:bookmarkStart w:id="103" w:name="annex-c"/>
+    <w:bookmarkEnd w:id="101"/>
+    <w:bookmarkStart w:id="104" w:name="annex-c"/>
     <w:p>
       <w:pPr>
         <w:pStyle w:val="Heading2"/>
@@ -28445,7 +28538,7 @@
         <w:t xml:space="preserve">Annex C — Merge log</w:t>
       </w:r>
     </w:p>
-    <w:bookmarkStart w:id="101" w:name="c.1-applied-consolidations"/>
+    <w:bookmarkStart w:id="102" w:name="c.1-applied-consolidations"/>
     <w:p>
       <w:pPr>
         <w:pStyle w:val="Heading3"/>
@@ -28757,8 +28850,8 @@
         </w:tc>
       </w:tr>
     </w:tbl>
-    <w:bookmarkEnd w:id="101"/>
-    <w:bookmarkStart w:id="102" w:name="c.2-recommended-for-catalogue"/>
+    <w:bookmarkEnd w:id="102"/>
+    <w:bookmarkStart w:id="103" w:name="c.2-recommended-for-catalogue"/>
     <w:p>
       <w:pPr>
         <w:pStyle w:val="Heading3"/>
@@ -28780,7 +28873,7 @@
         <w:pStyle w:val="Compact"/>
         <w:numPr>
           <w:ilvl w:val="0"/>
-          <w:numId w:val="1012"/>
+          <w:numId w:val="1011"/>
         </w:numPr>
       </w:pPr>
       <w:r>
@@ -28799,7 +28892,7 @@
         <w:pStyle w:val="Compact"/>
         <w:numPr>
           <w:ilvl w:val="0"/>
-          <w:numId w:val="1012"/>
+          <w:numId w:val="1011"/>
         </w:numPr>
       </w:pPr>
       <w:r>
@@ -28837,8 +28930,8 @@
         <w:t xml:space="preserve">are static and temporal versions of the same product — consider one catalogue record (2 → 1)</w:t>
       </w:r>
     </w:p>
-    <w:bookmarkEnd w:id="102"/>
     <w:bookmarkEnd w:id="103"/>
+    <w:bookmarkEnd w:id="104"/>
     <w:sectPr>
       <w:footnotePr>
         <w:numRestart w:val="eachSect"/>
@@ -29225,9 +29318,6 @@
     <w:abstractNumId w:val="991"/>
   </w:num>
   <w:num w:numId="1011">
-    <w:abstractNumId w:val="991"/>
-  </w:num>
-  <w:num w:numId="1012">
     <w:abstractNumId w:val="991"/>
   </w:num>
 </w:numbering>

--- a/docs/report.docx
+++ b/docs/report.docx
@@ -13713,7 +13713,7 @@
       </w:r>
     </w:p>
     <w:bookmarkEnd w:id="85"/>
-    <w:bookmarkStart w:id="99" w:name="data-access-feedback-and-reproducibility"/>
+    <w:bookmarkStart w:id="100" w:name="data-access-feedback-and-reproducibility"/>
     <w:p>
       <w:pPr>
         <w:pStyle w:val="Heading2"/>
@@ -14088,7 +14088,7 @@
         <w:t xml:space="preserve"># or: --to docx</w:t>
       </w:r>
     </w:p>
-    <w:bookmarkStart w:id="98" w:name="X981c30afc5d34005fa58438231531a13ce51028"/>
+    <w:bookmarkStart w:id="99" w:name="X981c30afc5d34005fa58438231531a13ce51028"/>
     <w:p>
       <w:pPr>
         <w:pStyle w:val="Heading3"/>
@@ -14145,46 +14145,21 @@
       <w:r>
         <w:t xml:space="preserve"> </w:t>
       </w:r>
-      <w:r>
-        <w:rPr>
-          <w:b/>
-          <w:bCs/>
-        </w:rPr>
-        <w:t xml:space="preserve">Feedback form:</w:t>
-      </w:r>
-      <w:r>
-        <w:t xml:space="preserve"> </w:t>
-      </w:r>
-      <w:r>
-        <w:rPr>
-          <w:i/>
-          <w:iCs/>
-        </w:rPr>
-        <w:t xml:space="preserve">(link to be added once the Microsoft Form is published — see</w:t>
-      </w:r>
-      <w:r>
-        <w:rPr>
-          <w:i/>
-          <w:iCs/>
-        </w:rPr>
-        <w:t xml:space="preserve"> </w:t>
-      </w:r>
-      <w:hyperlink r:id="rId94">
+      <w:hyperlink r:id="rId95">
         <w:r>
           <w:rPr>
-            <w:rStyle w:val="VerbatimChar"/>
-            <w:i/>
-            <w:iCs/>
+            <w:rStyle w:val="Hyperlink"/>
+            <w:b/>
+            <w:bCs/>
           </w:rPr>
-          <w:t xml:space="preserve">FEEDBACK.md</w:t>
+          <w:t xml:space="preserve">Give feedback / suggest a correction or asset</w:t>
         </w:r>
       </w:hyperlink>
       <w:r>
-        <w:rPr>
-          <w:i/>
-          <w:iCs/>
-        </w:rPr>
-        <w:t xml:space="preserve">).</w:t>
+        <w:t xml:space="preserve"> </w:t>
+      </w:r>
+      <w:r>
+        <w:t xml:space="preserve">— 2-minute form, no login.</w:t>
       </w:r>
     </w:p>
     <w:p>
@@ -14197,7 +14172,7 @@
       <w:r>
         <w:t xml:space="preserve"> </w:t>
       </w:r>
-      <w:hyperlink r:id="rId95">
+      <w:hyperlink r:id="rId96">
         <w:r>
           <w:rPr>
             <w:rStyle w:val="Hyperlink"/>
@@ -14211,7 +14186,7 @@
       <w:r>
         <w:t xml:space="preserve"> </w:t>
       </w:r>
-      <w:hyperlink r:id="rId96">
+      <w:hyperlink r:id="rId97">
         <w:r>
           <w:rPr>
             <w:rStyle w:val="Hyperlink"/>
@@ -14225,7 +14200,7 @@
       <w:r>
         <w:t xml:space="preserve"> </w:t>
       </w:r>
-      <w:hyperlink r:id="rId97">
+      <w:hyperlink r:id="rId98">
         <w:r>
           <w:rPr>
             <w:rStyle w:val="Hyperlink"/>
@@ -14244,9 +14219,9 @@
         </w:pict>
       </w:r>
     </w:p>
-    <w:bookmarkEnd w:id="98"/>
     <w:bookmarkEnd w:id="99"/>
-    <w:bookmarkStart w:id="100" w:name="annex-a"/>
+    <w:bookmarkEnd w:id="100"/>
+    <w:bookmarkStart w:id="101" w:name="annex-a"/>
     <w:p>
       <w:pPr>
         <w:pStyle w:val="Heading2"/>
@@ -27943,8 +27918,8 @@
         </w:pict>
       </w:r>
     </w:p>
-    <w:bookmarkEnd w:id="100"/>
-    <w:bookmarkStart w:id="101" w:name="annex-b"/>
+    <w:bookmarkEnd w:id="101"/>
+    <w:bookmarkStart w:id="102" w:name="annex-b"/>
     <w:p>
       <w:pPr>
         <w:pStyle w:val="Heading2"/>
@@ -28528,8 +28503,8 @@
         </w:pict>
       </w:r>
     </w:p>
-    <w:bookmarkEnd w:id="101"/>
-    <w:bookmarkStart w:id="104" w:name="annex-c"/>
+    <w:bookmarkEnd w:id="102"/>
+    <w:bookmarkStart w:id="105" w:name="annex-c"/>
     <w:p>
       <w:pPr>
         <w:pStyle w:val="Heading2"/>
@@ -28538,7 +28513,7 @@
         <w:t xml:space="preserve">Annex C — Merge log</w:t>
       </w:r>
     </w:p>
-    <w:bookmarkStart w:id="102" w:name="c.1-applied-consolidations"/>
+    <w:bookmarkStart w:id="103" w:name="c.1-applied-consolidations"/>
     <w:p>
       <w:pPr>
         <w:pStyle w:val="Heading3"/>
@@ -28850,8 +28825,8 @@
         </w:tc>
       </w:tr>
     </w:tbl>
-    <w:bookmarkEnd w:id="102"/>
-    <w:bookmarkStart w:id="103" w:name="c.2-recommended-for-catalogue"/>
+    <w:bookmarkEnd w:id="103"/>
+    <w:bookmarkStart w:id="104" w:name="c.2-recommended-for-catalogue"/>
     <w:p>
       <w:pPr>
         <w:pStyle w:val="Heading3"/>
@@ -28930,8 +28905,8 @@
         <w:t xml:space="preserve">are static and temporal versions of the same product — consider one catalogue record (2 → 1)</w:t>
       </w:r>
     </w:p>
-    <w:bookmarkEnd w:id="103"/>
     <w:bookmarkEnd w:id="104"/>
+    <w:bookmarkEnd w:id="105"/>
     <w:sectPr>
       <w:footnotePr>
         <w:numRestart w:val="eachSect"/>

--- a/docs/report.docx
+++ b/docs/report.docx
@@ -23,7 +23,7 @@
         <w:pStyle w:val="Date"/>
       </w:pPr>
       <w:r>
-        <w:t xml:space="preserve">2026-06-17</w:t>
+        <w:t xml:space="preserve">2026-06-30</w:t>
       </w:r>
     </w:p>
     <w:sdt>
@@ -61,7 +61,7 @@
           <w:b/>
           <w:bCs/>
         </w:rPr>
-        <w:t xml:space="preserve">Version 1.0 (draft)</w:t>
+        <w:t xml:space="preserve">Version 1.0.1 (draft)</w:t>
       </w:r>
       <w:r>
         <w:t xml:space="preserve"> </w:t>
@@ -555,13 +555,13 @@
           <w:b/>
           <w:bCs/>
         </w:rPr>
-        <w:t xml:space="preserve">The strategic shortlist is already defined by the centres.</w:t>
+        <w:t xml:space="preserve">The centres’ nominations provide a strong starting point.</w:t>
       </w:r>
       <w:r>
         <w:t xml:space="preserve"> </w:t>
       </w:r>
       <w:r>
-        <w:t xml:space="preserve">The 28 top-three nominations come with written justifications and are the natural candidates for immediate Hub inclusion (</w:t>
+        <w:t xml:space="preserve">The 28 top-three nominations come with written justifications and are the primary starting set for immediate Hub consideration, but not the only assets that may enter Phase 1 review (</w:t>
       </w:r>
       <w:hyperlink w:anchor="sec-6-2">
         <w:r>
@@ -569,6 +569,20 @@
             <w:rStyle w:val="Hyperlink"/>
           </w:rPr>
           <w:t xml:space="preserve">Section 6.2</w:t>
+        </w:r>
+      </w:hyperlink>
+      <w:r>
+        <w:t xml:space="preserve">;</w:t>
+      </w:r>
+      <w:r>
+        <w:t xml:space="preserve"> </w:t>
+      </w:r>
+      <w:hyperlink w:anchor="sec-8">
+        <w:r>
+          <w:rPr>
+            <w:rStyle w:val="Hyperlink"/>
+          </w:rPr>
+          <w:t xml:space="preserve">Section 8</w:t>
         </w:r>
       </w:hyperlink>
       <w:r>
@@ -650,6 +664,40 @@
       </w:hyperlink>
       <w:r>
         <w:t xml:space="preserve">).</w:t>
+      </w:r>
+    </w:p>
+    <w:p>
+      <w:pPr>
+        <w:pStyle w:val="BlockText"/>
+      </w:pPr>
+      <w:r>
+        <w:rPr>
+          <w:b/>
+          <w:bCs/>
+        </w:rPr>
+        <w:t xml:space="preserve">Work-in-progress caveat.</w:t>
+      </w:r>
+      <w:r>
+        <w:t xml:space="preserve"> </w:t>
+      </w:r>
+      <w:r>
+        <w:t xml:space="preserve">This report is one piece of evidence to guide the Climate Data Hub, alongside other technical, strategic, and governance inputs; it does</w:t>
+      </w:r>
+      <w:r>
+        <w:t xml:space="preserve"> </w:t>
+      </w:r>
+      <w:r>
+        <w:rPr>
+          <w:b/>
+          <w:bCs/>
+        </w:rPr>
+        <w:t xml:space="preserve">not</w:t>
+      </w:r>
+      <w:r>
+        <w:t xml:space="preserve"> </w:t>
+      </w:r>
+      <w:r>
+        <w:t xml:space="preserve">by itself dictate exactly what the Hub will do. The mapping is iterative and will be updated as centres review their entries, flag corrections, and suggest additions. Centres and partners will have multiple opportunities across the annual CDH cycle to engage, refine priorities, and shape what comes next.</w:t>
       </w:r>
     </w:p>
     <w:p>
@@ -2131,7 +2179,7 @@
         </w:r>
       </w:hyperlink>
       <w:r>
-        <w:t xml:space="preserve">), ordered largest to smallest. Each bar is split into one coloured segment per nominating individual — a longer run of colours means more contributors behind a centre’s portfolio (e.g. AfricaRice and IITA drew on many nominators, while ILRI, IFPRI, and IRRI came through a single nominator). Segment colour is arbitrary and carries no meaning (hence no legend); the number is the centre total. The interactive dashboard names each nominator and their count on hover.</w:t>
+        <w:t xml:space="preserve">), ordered largest to smallest. Each bar is split into one coloured segment per nominating individual — a longer run of colours means more contributors behind a centre’s portfolio (e.g. AfricaRice and IITA drew on many nominators, while ILRI and IFPRI came through a single nominator). Segment colour is arbitrary and carries no meaning (hence no legend); the number is the centre total. Centres marked with an asterisk indicate cases where a single listed nominator may understate broader internal consultation or contribution. The interactive dashboard names each nominator and their count on hover.</w:t>
       </w:r>
     </w:p>
     <w:tbl>
@@ -2941,6 +2989,14 @@
         <w:t xml:space="preserve">Heatmap shows number of assets per centre per domain. Hybrid domain labels (e.g. Sensitivity / Adaptation Analytics, Adaptation Analytics / Mitigation) are excluded from heatmap for readability; they are included in Figure 2.</w:t>
       </w:r>
     </w:p>
+    <w:p>
+      <w:pPr>
+        <w:pStyle w:val="BodyText"/>
+      </w:pPr>
+      <w:r>
+        <w:t xml:space="preserve">A further interpretation caveat is that current centre profiles may reflect how assets were surfaced, not only the full thematic breadth held within each centre. In particular, IFPRI’s current submission sits entirely in Exposure and ILRI’s entirely in Hazard, so targeted next-round outreach would help test whether those centre-level profiles are complete or mainly reflect the first-round submission pathway.</w:t>
+      </w:r>
+    </w:p>
     <w:bookmarkEnd w:id="32"/>
     <w:bookmarkEnd w:id="33"/>
     <w:bookmarkStart w:id="37" w:name="sec-4-3"/>
@@ -13262,7 +13318,7 @@
         <w:t xml:space="preserve">thin on adaptive capacity, in Latin America and Asia, and dependent on single centres in several domains</w:t>
       </w:r>
       <w:r>
-        <w:t xml:space="preserve">. For the Hub, the immediate move is clear: act on the 28 open, ready, high-value assets and the centres’ 28 strategic nominations now; open access conversations for the high-value-but-restricted assets in parallel; preprocess shared climate inputs once; and bring CIMMYT and ICARDA into the next cycle to close the most visible gaps. The detail sits in Sections 5 and 6; this is the throughline.</w:t>
+        <w:t xml:space="preserve">. For the Hub, the immediate move is clear: act on the 28 open, ready, high-value assets now; use the centres’ 28 strategic nominations as the primary starting set rather than the only filter; open access conversations for the high-value-but-restricted assets in parallel; preprocess shared climate inputs once; and run a targeted next-round outreach to close visible gaps, especially where current submissions likely under-represent important domains such as adaptive capacity. The detail sits in Sections 5 and 6; this is the throughline.</w:t>
       </w:r>
     </w:p>
     <w:p>
@@ -13318,13 +13374,13 @@
           <w:b/>
           <w:bCs/>
         </w:rPr>
-        <w:t xml:space="preserve">Prioritise assets for Hub integration</w:t>
+        <w:t xml:space="preserve">Run targeted gap-filling outreach</w:t>
       </w:r>
       <w:r>
         <w:t xml:space="preserve"> </w:t>
       </w:r>
       <w:r>
-        <w:t xml:space="preserve">— use asset rank and Hub role to sequence technical work.</w:t>
+        <w:t xml:space="preserve">— use the Q2 workshop and other CGIAR channels to identify strong but currently under-represented assets in missing domains or geographies, especially adaptive-capacity assets and gaps in Latin America and Asia. A next round of outreach with ILRI and IFPRI could also usefully broaden thematic coverage, helping ensure that the current submissions are complemented by a wider range of climate-relevant assets from across each centre.</w:t>
       </w:r>
     </w:p>
     <w:p>
@@ -13340,13 +13396,13 @@
           <w:b/>
           <w:bCs/>
         </w:rPr>
-        <w:t xml:space="preserve">Agree federation vs ingestion for each priority asset</w:t>
+        <w:t xml:space="preserve">Prioritise assets for Hub integration</w:t>
       </w:r>
       <w:r>
         <w:t xml:space="preserve"> </w:t>
       </w:r>
       <w:r>
-        <w:t xml:space="preserve">— work with data owners to determine appropriate integration pathway.</w:t>
+        <w:t xml:space="preserve">— use centre rank and Hub role to sequence technical work, but do not limit Phase 1 consideration strictly to the current top-three nominations where wider strategic value or obvious submission gaps suggest additional assets should be reviewed.</w:t>
       </w:r>
     </w:p>
     <w:p>
@@ -13362,13 +13418,13 @@
           <w:b/>
           <w:bCs/>
         </w:rPr>
-        <w:t xml:space="preserve">Publish asset catalogue</w:t>
+        <w:t xml:space="preserve">Agree federation vs ingestion for each priority asset</w:t>
       </w:r>
       <w:r>
         <w:t xml:space="preserve"> </w:t>
       </w:r>
       <w:r>
-        <w:t xml:space="preserve">— make inventory available to CGIAR partners via CDH portal.</w:t>
+        <w:t xml:space="preserve">— work with data owners to determine appropriate integration pathway.</w:t>
       </w:r>
     </w:p>
     <w:p>
@@ -13384,6 +13440,28 @@
           <w:b/>
           <w:bCs/>
         </w:rPr>
+        <w:t xml:space="preserve">Publish asset catalogue</w:t>
+      </w:r>
+      <w:r>
+        <w:t xml:space="preserve"> </w:t>
+      </w:r>
+      <w:r>
+        <w:t xml:space="preserve">— make inventory available to CGIAR partners via CDH portal.</w:t>
+      </w:r>
+    </w:p>
+    <w:p>
+      <w:pPr>
+        <w:pStyle w:val="Compact"/>
+        <w:numPr>
+          <w:ilvl w:val="0"/>
+          <w:numId w:val="1008"/>
+        </w:numPr>
+      </w:pPr>
+      <w:r>
+        <w:rPr>
+          <w:b/>
+          <w:bCs/>
+        </w:rPr>
         <w:t xml:space="preserve">Iterate mapping annually</w:t>
       </w:r>
       <w:r>
@@ -13416,6 +13494,18 @@
       </w:pPr>
       <w:r>
         <w:t xml:space="preserve">This mapping exists only because colleagues across the centres took the time to nominate, describe, rank, and justify their strongest climate data assets — a substantial effort on top of busy research agendas. We are sincerely grateful to every contributor, and in particular to the centre focal points and nominators listed below.</w:t>
+      </w:r>
+    </w:p>
+    <w:p>
+      <w:pPr>
+        <w:pStyle w:val="BodyText"/>
+      </w:pPr>
+      <w:r>
+        <w:rPr>
+          <w:i/>
+          <w:iCs/>
+        </w:rPr>
+        <w:t xml:space="preserve">Coordinator names are shown in bold in the table below.</w:t>
       </w:r>
     </w:p>
     <w:tbl>
@@ -13475,7 +13565,20 @@
               <w:pStyle w:val="Compact"/>
             </w:pPr>
             <w:r>
-              <w:t xml:space="preserve">Aboubacar Diallo; Ali Ibrahim; Elliott Dossou-Yovo; Geoffrey Onaga; Mohamed Diallo; Paul Iboko</w:t>
+              <w:t xml:space="preserve">Aboubacar Diallo; Ali Ibrahim;</w:t>
+            </w:r>
+            <w:r>
+              <w:t xml:space="preserve"> </w:t>
+            </w:r>
+            <w:r>
+              <w:rPr>
+                <w:b/>
+                <w:bCs/>
+              </w:rPr>
+              <w:t xml:space="preserve">Elliott Dossou-Yovo</w:t>
+            </w:r>
+            <w:r>
+              <w:t xml:space="preserve">; Geoffrey Onaga; Mohamed Diallo; Paul Iboko</w:t>
             </w:r>
           </w:p>
         </w:tc>
@@ -13499,7 +13602,17 @@
               <w:pStyle w:val="Compact"/>
             </w:pPr>
             <w:r>
-              <w:t xml:space="preserve">Alcade Segnon; Alejandro Ruden; Camilo Barrios; Carlos E. Navarro Racines; Carlos Gonzalez; Kaue De Sousa; Robert S. Andrade; Shalika Vyas; Tosin Akingbemisilu; Xiaojing Wei</w:t>
+              <w:t xml:space="preserve">Alcade Segnon; Alejandro Ruden; Camilo Barrios; Carlos E. Navarro Racines; Carlos Gonzalez; Kaue De Sousa; Robert S. Andrade; Shalika Vyas; Tosin Akingbemisilu;</w:t>
+            </w:r>
+            <w:r>
+              <w:t xml:space="preserve"> </w:t>
+            </w:r>
+            <w:r>
+              <w:rPr>
+                <w:b/>
+                <w:bCs/>
+              </w:rPr>
+              <w:t xml:space="preserve">Xiaojing Wei</w:t>
             </w:r>
           </w:p>
         </w:tc>
@@ -13523,7 +13636,20 @@
               <w:pStyle w:val="Compact"/>
             </w:pPr>
             <w:r>
-              <w:t xml:space="preserve">Ardhani, Trialaksita; Brockhaus, M.; Ickowitz, A.; Tamba, Yvonne; Winowiecki, Leigh Ann; Winowiecki, Leigh Ann (ICRAF)</w:t>
+              <w:t xml:space="preserve">Ardhani, Trialaksita; Brockhaus, M.; Ickowitz, A.;</w:t>
+            </w:r>
+            <w:r>
+              <w:t xml:space="preserve"> </w:t>
+            </w:r>
+            <w:r>
+              <w:rPr>
+                <w:b/>
+                <w:bCs/>
+              </w:rPr>
+              <w:t xml:space="preserve">Sufiet Erlita</w:t>
+            </w:r>
+            <w:r>
+              <w:t xml:space="preserve">; Tamba, Yvonne; Winowiecki, Leigh Ann; Winowiecki, Leigh Ann (ICRAF)</w:t>
             </w:r>
           </w:p>
         </w:tc>
@@ -13547,7 +13673,20 @@
               <w:pStyle w:val="Compact"/>
             </w:pPr>
             <w:r>
-              <w:t xml:space="preserve">David Ramirez; Heidy Gamarra; Henry Juarez; Robert Hijmans</w:t>
+              <w:t xml:space="preserve">David Ramirez; Heidy Gamarra;</w:t>
+            </w:r>
+            <w:r>
+              <w:t xml:space="preserve"> </w:t>
+            </w:r>
+            <w:r>
+              <w:rPr>
+                <w:b/>
+                <w:bCs/>
+              </w:rPr>
+              <w:t xml:space="preserve">Henry Juarez</w:t>
+            </w:r>
+            <w:r>
+              <w:t xml:space="preserve">; Robert Hijmans</w:t>
             </w:r>
           </w:p>
         </w:tc>
@@ -13560,18 +13699,35 @@
               <w:pStyle w:val="Compact"/>
             </w:pPr>
             <w:r>
-              <w:t xml:space="preserve">IFPRI</w:t>
-            </w:r>
-          </w:p>
-        </w:tc>
-        <w:tc>
-          <w:tcPr/>
-          <w:p>
-            <w:pPr>
-              <w:pStyle w:val="Compact"/>
-            </w:pPr>
-            <w:r>
-              <w:t xml:space="preserve">Zhe Guo</w:t>
+              <w:t xml:space="preserve">ICRISAT</w:t>
+            </w:r>
+          </w:p>
+        </w:tc>
+        <w:tc>
+          <w:tcPr/>
+          <w:p>
+            <w:pPr>
+              <w:pStyle w:val="Compact"/>
+            </w:pPr>
+            <w:r>
+              <w:rPr>
+                <w:b/>
+                <w:bCs/>
+              </w:rPr>
+              <w:t xml:space="preserve">Mamta Sharma</w:t>
+            </w:r>
+            <w:r>
+              <w:t xml:space="preserve">;</w:t>
+            </w:r>
+            <w:r>
+              <w:t xml:space="preserve"> </w:t>
+            </w:r>
+            <w:r>
+              <w:rPr>
+                <w:b/>
+                <w:bCs/>
+              </w:rPr>
+              <w:t xml:space="preserve">Raman Babu</w:t>
             </w:r>
           </w:p>
         </w:tc>
@@ -13584,18 +13740,18 @@
               <w:pStyle w:val="Compact"/>
             </w:pPr>
             <w:r>
-              <w:t xml:space="preserve">IITA</w:t>
-            </w:r>
-          </w:p>
-        </w:tc>
-        <w:tc>
-          <w:tcPr/>
-          <w:p>
-            <w:pPr>
-              <w:pStyle w:val="Compact"/>
-            </w:pPr>
-            <w:r>
-              <w:t xml:space="preserve">Eduardo Garcia Bendito; Francis Muthoni; Harun Murithi; James Legg; John Omondi; Julius Adewopo; Peter Neuenschwander; Rhys Manners; Siyabusa Mkuhlani; Thompson Ogunsanmi</w:t>
+              <w:t xml:space="preserve">IFPRI</w:t>
+            </w:r>
+          </w:p>
+        </w:tc>
+        <w:tc>
+          <w:tcPr/>
+          <w:p>
+            <w:pPr>
+              <w:pStyle w:val="Compact"/>
+            </w:pPr>
+            <w:r>
+              <w:t xml:space="preserve">Zhe Guo</w:t>
             </w:r>
           </w:p>
         </w:tc>
@@ -13608,18 +13764,31 @@
               <w:pStyle w:val="Compact"/>
             </w:pPr>
             <w:r>
-              <w:t xml:space="preserve">ILRI</w:t>
-            </w:r>
-          </w:p>
-        </w:tc>
-        <w:tc>
-          <w:tcPr/>
-          <w:p>
-            <w:pPr>
-              <w:pStyle w:val="Compact"/>
-            </w:pPr>
-            <w:r>
-              <w:t xml:space="preserve">Teferi Demissie</w:t>
+              <w:t xml:space="preserve">IITA</w:t>
+            </w:r>
+          </w:p>
+        </w:tc>
+        <w:tc>
+          <w:tcPr/>
+          <w:p>
+            <w:pPr>
+              <w:pStyle w:val="Compact"/>
+            </w:pPr>
+            <w:r>
+              <w:t xml:space="preserve">Eduardo Garcia Bendito;</w:t>
+            </w:r>
+            <w:r>
+              <w:t xml:space="preserve"> </w:t>
+            </w:r>
+            <w:r>
+              <w:rPr>
+                <w:b/>
+                <w:bCs/>
+              </w:rPr>
+              <w:t xml:space="preserve">Francis Muthoni</w:t>
+            </w:r>
+            <w:r>
+              <w:t xml:space="preserve">; Harun Murithi; James Legg; John Omondi; Julius Adewopo; Peter Neuenschwander; Rhys Manners; Siyabusa Mkuhlani; Thompson Ogunsanmi</w:t>
             </w:r>
           </w:p>
         </w:tc>
@@ -13632,18 +13801,18 @@
               <w:pStyle w:val="Compact"/>
             </w:pPr>
             <w:r>
-              <w:t xml:space="preserve">IRRI</w:t>
-            </w:r>
-          </w:p>
-        </w:tc>
-        <w:tc>
-          <w:tcPr/>
-          <w:p>
-            <w:pPr>
-              <w:pStyle w:val="Compact"/>
-            </w:pPr>
-            <w:r>
-              <w:t xml:space="preserve">a.urfels@cgiar.org</w:t>
+              <w:t xml:space="preserve">ILRI</w:t>
+            </w:r>
+          </w:p>
+        </w:tc>
+        <w:tc>
+          <w:tcPr/>
+          <w:p>
+            <w:pPr>
+              <w:pStyle w:val="Compact"/>
+            </w:pPr>
+            <w:r>
+              <w:t xml:space="preserve">Teferi Demissie</w:t>
             </w:r>
           </w:p>
         </w:tc>
@@ -13656,18 +13825,28 @@
               <w:pStyle w:val="Compact"/>
             </w:pPr>
             <w:r>
-              <w:t xml:space="preserve">IWMI</w:t>
-            </w:r>
-          </w:p>
-        </w:tc>
-        <w:tc>
-          <w:tcPr/>
-          <w:p>
-            <w:pPr>
-              <w:pStyle w:val="Compact"/>
-            </w:pPr>
-            <w:r>
-              <w:t xml:space="preserve">Giriraj Amarnath; Niranga Alahacoon</w:t>
+              <w:t xml:space="preserve">IRRI</w:t>
+            </w:r>
+          </w:p>
+        </w:tc>
+        <w:tc>
+          <w:tcPr/>
+          <w:p>
+            <w:pPr>
+              <w:pStyle w:val="Compact"/>
+            </w:pPr>
+            <w:r>
+              <w:t xml:space="preserve">Anton Urfels;</w:t>
+            </w:r>
+            <w:r>
+              <w:t xml:space="preserve"> </w:t>
+            </w:r>
+            <w:r>
+              <w:rPr>
+                <w:b/>
+                <w:bCs/>
+              </w:rPr>
+              <w:t xml:space="preserve">Emma Quicho-Diangkinay</w:t>
             </w:r>
           </w:p>
         </w:tc>
@@ -13680,6 +13859,37 @@
               <w:pStyle w:val="Compact"/>
             </w:pPr>
             <w:r>
+              <w:t xml:space="preserve">IWMI</w:t>
+            </w:r>
+          </w:p>
+        </w:tc>
+        <w:tc>
+          <w:tcPr/>
+          <w:p>
+            <w:pPr>
+              <w:pStyle w:val="Compact"/>
+            </w:pPr>
+            <w:r>
+              <w:rPr>
+                <w:b/>
+                <w:bCs/>
+              </w:rPr>
+              <w:t xml:space="preserve">Giriraj Amarnath</w:t>
+            </w:r>
+            <w:r>
+              <w:t xml:space="preserve">; Niranga Alahacoon</w:t>
+            </w:r>
+          </w:p>
+        </w:tc>
+      </w:tr>
+      <w:tr>
+        <w:tc>
+          <w:tcPr/>
+          <w:p>
+            <w:pPr>
+              <w:pStyle w:val="Compact"/>
+            </w:pPr>
+            <w:r>
               <w:t xml:space="preserve">WorldFish</w:t>
             </w:r>
           </w:p>
@@ -13691,7 +13901,7 @@
               <w:pStyle w:val="Compact"/>
             </w:pPr>
             <w:r>
-              <w:t xml:space="preserve">Michelle Tigchelaar</w:t>
+              <w:t xml:space="preserve">Michelle Tigchelaar; Thomas Kirina</w:t>
             </w:r>
           </w:p>
         </w:tc>
@@ -13702,6 +13912,24 @@
         <w:pStyle w:val="BodyText"/>
       </w:pPr>
       <w:r>
+        <w:rPr>
+          <w:i/>
+          <w:iCs/>
+        </w:rPr>
+        <w:t xml:space="preserve">IRRI note:</w:t>
+      </w:r>
+      <w:r>
+        <w:t xml:space="preserve"> </w:t>
+      </w:r>
+      <w:r>
+        <w:t xml:space="preserve">Emma Quicho-Diangkinay coordinated the IRRI submission. The current submission records list Anton Urfels as nominator on the catalogued items, but broader IRRI contributor attribution is being checked and may be updated after review.</w:t>
+      </w:r>
+    </w:p>
+    <w:p>
+      <w:pPr>
+        <w:pStyle w:val="BodyText"/>
+      </w:pPr>
+      <w:r>
         <w:t xml:space="preserve">Coordination of the asset-mapping exercise is led by the Alliance of Bioversity International &amp; CIAT under the Climate Action Program (Critical Capacity PoD2), in collaboration with the Climate Data Hub team and AoW1. Thanks also to the centre contacts who fielded follow-up questions on access, format, and provenance. Any errors of consolidation or normalisation are the compilers’, not the contributors’.</w:t>
       </w:r>
     </w:p>
@@ -13713,13 +13941,13 @@
       </w:r>
     </w:p>
     <w:bookmarkEnd w:id="85"/>
-    <w:bookmarkStart w:id="100" w:name="data-access-feedback-and-reproducibility"/>
+    <w:bookmarkStart w:id="94" w:name="data-access-and-reproducibility"/>
     <w:p>
       <w:pPr>
         <w:pStyle w:val="Heading2"/>
       </w:pPr>
       <w:r>
-        <w:t xml:space="preserve">Data Access, Feedback and Reproducibility</w:t>
+        <w:t xml:space="preserve">Data Access and Reproducibility</w:t>
       </w:r>
     </w:p>
     <w:p>
@@ -14088,7 +14316,24 @@
         <w:t xml:space="preserve"># or: --to docx</w:t>
       </w:r>
     </w:p>
-    <w:bookmarkStart w:id="99" w:name="X981c30afc5d34005fa58438231531a13ce51028"/>
+    <w:p>
+      <w:r>
+        <w:pict>
+          <v:rect style="width:0;height:1.5pt" o:hralign="center" o:hrstd="t" o:hr="t"/>
+        </w:pict>
+      </w:r>
+    </w:p>
+    <w:bookmarkEnd w:id="94"/>
+    <w:bookmarkStart w:id="109" w:name="feedback-and-review"/>
+    <w:p>
+      <w:pPr>
+        <w:pStyle w:val="Heading2"/>
+      </w:pPr>
+      <w:r>
+        <w:t xml:space="preserve">Feedback and Review</w:t>
+      </w:r>
+    </w:p>
+    <w:bookmarkStart w:id="108" w:name="X981c30afc5d34005fa58438231531a13ce51028"/>
     <w:p>
       <w:pPr>
         <w:pStyle w:val="Heading3"/>
@@ -14123,7 +14368,7 @@
       <w:r>
         <w:t xml:space="preserve"> </w:t>
       </w:r>
-      <w:hyperlink r:id="rId94">
+      <w:hyperlink r:id="rId95">
         <w:r>
           <w:rPr>
             <w:rStyle w:val="VerbatimChar"/>
@@ -14145,7 +14390,7 @@
       <w:r>
         <w:t xml:space="preserve"> </w:t>
       </w:r>
-      <w:hyperlink r:id="rId95">
+      <w:hyperlink r:id="rId96">
         <w:r>
           <w:rPr>
             <w:rStyle w:val="Hyperlink"/>
@@ -14172,7 +14417,7 @@
       <w:r>
         <w:t xml:space="preserve"> </w:t>
       </w:r>
-      <w:hyperlink r:id="rId96">
+      <w:hyperlink r:id="rId97">
         <w:r>
           <w:rPr>
             <w:rStyle w:val="Hyperlink"/>
@@ -14186,7 +14431,7 @@
       <w:r>
         <w:t xml:space="preserve"> </w:t>
       </w:r>
-      <w:hyperlink r:id="rId97">
+      <w:hyperlink r:id="rId98">
         <w:r>
           <w:rPr>
             <w:rStyle w:val="Hyperlink"/>
@@ -14200,7 +14445,7 @@
       <w:r>
         <w:t xml:space="preserve"> </w:t>
       </w:r>
-      <w:hyperlink r:id="rId98">
+      <w:hyperlink r:id="rId99">
         <w:r>
           <w:rPr>
             <w:rStyle w:val="Hyperlink"/>
@@ -14212,6 +14457,355 @@
         <w:t xml:space="preserve">.</w:t>
       </w:r>
     </w:p>
+    <w:tbl>
+      <w:tblPr>
+        <w:tblStyle w:val="Table"/>
+        <w:tblInd w:w="164" w:type="dxa"/>
+        <w:tblBorders>
+          <w:left w:val="single" w:sz="24" w:space="0" w:color="0758E5"/>
+        </w:tblBorders>
+        <w:tblCellMar>
+          <w:left w:w="0" w:type="dxa"/>
+          <w:right w:w="0" w:type="dxa"/>
+        </w:tblCellMar>
+        <w:tblLook w:firstRow="0" w:lastRow="0" w:firstColumn="0" w:lastColumn="0" w:noHBand="0" w:noVBand="0" w:val="0000"/>
+      </w:tblPr>
+      <w:tblGrid>
+        <w:gridCol w:w="7920"/>
+      </w:tblGrid>
+      <w:tr>
+        <w:trPr>
+          <w:cantSplit/>
+        </w:trPr>
+        <w:tc>
+          <w:tcPr>
+            <w:tcMar>
+              <w:left w:w="144" w:type="dxa"/>
+              <w:right w:w="144" w:type="dxa"/>
+            </w:tcMar>
+          </w:tcPr>
+          <w:p>
+            <w:pPr>
+              <w:pStyle w:val="BodyText"/>
+            </w:pPr>
+            <w:pPr>
+              <w:spacing w:before="0" w:after="8"/>
+              <w:jc w:val="center"/>
+            </w:pPr>
+            <w:r>
+              <w:drawing>
+                <wp:inline>
+                  <wp:extent cx="152400" cy="152400"/>
+                  <wp:effectExtent b="0" l="0" r="0" t="0"/>
+                  <wp:docPr descr="" title="" id="101" name="Picture"/>
+                  <a:graphic>
+                    <a:graphicData uri="http://schemas.openxmlformats.org/drawingml/2006/picture">
+                      <pic:pic>
+                        <pic:nvPicPr>
+                          <pic:cNvPr descr="/Applications/quarto/share/formats/docx/note.png" id="102" name="Picture"/>
+                          <pic:cNvPicPr>
+                            <a:picLocks noChangeArrowheads="1" noChangeAspect="1"/>
+                          </pic:cNvPicPr>
+                        </pic:nvPicPr>
+                        <pic:blipFill>
+                          <a:blip r:embed="rId100"/>
+                          <a:stretch>
+                            <a:fillRect/>
+                          </a:stretch>
+                        </pic:blipFill>
+                        <pic:spPr bwMode="auto">
+                          <a:xfrm>
+                            <a:off x="0" y="0"/>
+                            <a:ext cx="152400" cy="152400"/>
+                          </a:xfrm>
+                          <a:prstGeom prst="rect">
+                            <a:avLst/>
+                          </a:prstGeom>
+                          <a:noFill/>
+                          <a:ln w="9525">
+                            <a:noFill/>
+                            <a:headEnd/>
+                            <a:tailEnd/>
+                          </a:ln>
+                        </pic:spPr>
+                      </pic:pic>
+                    </a:graphicData>
+                  </a:graphic>
+                </wp:inline>
+              </w:drawing>
+            </w:r>
+          </w:p>
+        </w:tc>
+        <w:tc>
+          <w:p>
+            <w:pPr>
+              <w:pStyle w:val="BodyText"/>
+            </w:pPr>
+            <w:pPr>
+              <w:spacing w:before="16" w:after="64"/>
+            </w:pPr>
+            <w:r>
+              <w:rPr>
+                <w:b/>
+                <w:bCs/>
+              </w:rPr>
+              <w:t xml:space="preserve">Current review feedback themes</w:t>
+            </w:r>
+          </w:p>
+          <w:p>
+            <w:pPr>
+              <w:pStyle w:val="BodyText"/>
+            </w:pPr>
+            <w:pPr>
+              <w:spacing w:before="16"/>
+            </w:pPr>
+            <w:r>
+              <w:rPr>
+                <w:i/>
+                <w:iCs/>
+              </w:rPr>
+              <w:t xml:space="preserve">Last updated: 30 June 2026.</w:t>
+            </w:r>
+            <w:r>
+              <w:t xml:space="preserve"> </w:t>
+            </w:r>
+            <w:r>
+              <w:t xml:space="preserve">This internal-review note summarises the current open feedback themes logged in GitHub. It is included for transparency and may change as comments are resolved; it is</w:t>
+            </w:r>
+            <w:r>
+              <w:t xml:space="preserve"> </w:t>
+            </w:r>
+            <w:r>
+              <w:rPr>
+                <w:b/>
+                <w:bCs/>
+              </w:rPr>
+              <w:t xml:space="preserve">not</w:t>
+            </w:r>
+            <w:r>
+              <w:t xml:space="preserve"> </w:t>
+            </w:r>
+            <w:r>
+              <w:t xml:space="preserve">part of the asset statistics above. Some points from this feedback have already been incorporated into</w:t>
+            </w:r>
+            <w:r>
+              <w:t xml:space="preserve"> </w:t>
+            </w:r>
+            <w:hyperlink w:anchor="sec-8">
+              <w:r>
+                <w:rPr>
+                  <w:rStyle w:val="Hyperlink"/>
+                </w:rPr>
+                <w:t xml:space="preserve">Section 8</w:t>
+              </w:r>
+            </w:hyperlink>
+            <w:r>
+              <w:t xml:space="preserve"> </w:t>
+            </w:r>
+            <w:r>
+              <w:t xml:space="preserve">(Next Steps).</w:t>
+            </w:r>
+          </w:p>
+          <w:p>
+            <w:pPr>
+              <w:pStyle w:val="Compact"/>
+              <w:numPr>
+                <w:ilvl w:val="0"/>
+                <w:numId w:val="1011"/>
+              </w:numPr>
+            </w:pPr>
+            <w:r>
+              <w:rPr>
+                <w:b/>
+                <w:bCs/>
+              </w:rPr>
+              <w:t xml:space="preserve">Implemented in the revised recommendations</w:t>
+            </w:r>
+            <w:r>
+              <w:t xml:space="preserve"> </w:t>
+            </w:r>
+            <w:r>
+              <w:t xml:space="preserve">— targeted gap-filling outreach and a broader prioritisation approach that does not treat current top-three nominations as the only candidates for Phase 1 review (</w:t>
+            </w:r>
+            <w:hyperlink r:id="rId103">
+              <w:r>
+                <w:rPr>
+                  <w:rStyle w:val="Hyperlink"/>
+                </w:rPr>
+                <w:t xml:space="preserve">#5</w:t>
+              </w:r>
+            </w:hyperlink>
+            <w:r>
+              <w:t xml:space="preserve">,</w:t>
+            </w:r>
+            <w:r>
+              <w:t xml:space="preserve"> </w:t>
+            </w:r>
+            <w:hyperlink r:id="rId104">
+              <w:r>
+                <w:rPr>
+                  <w:rStyle w:val="Hyperlink"/>
+                </w:rPr>
+                <w:t xml:space="preserve">#6</w:t>
+              </w:r>
+            </w:hyperlink>
+            <w:r>
+              <w:t xml:space="preserve">).</w:t>
+            </w:r>
+          </w:p>
+          <w:p>
+            <w:pPr>
+              <w:pStyle w:val="Compact"/>
+              <w:numPr>
+                <w:ilvl w:val="0"/>
+                <w:numId w:val="1011"/>
+              </w:numPr>
+            </w:pPr>
+            <w:r>
+              <w:rPr>
+                <w:b/>
+                <w:bCs/>
+              </w:rPr>
+              <w:t xml:space="preserve">Still open for discussion</w:t>
+            </w:r>
+            <w:r>
+              <w:t xml:space="preserve"> </w:t>
+            </w:r>
+            <w:r>
+              <w:t xml:space="preserve">— complement this catalogue of assets produced with evidence on which climate datasets, boundaries, and crop or land-use maps people actually use across CGIAR (</w:t>
+            </w:r>
+            <w:hyperlink r:id="rId105">
+              <w:r>
+                <w:rPr>
+                  <w:rStyle w:val="Hyperlink"/>
+                </w:rPr>
+                <w:t xml:space="preserve">#4</w:t>
+              </w:r>
+            </w:hyperlink>
+            <w:r>
+              <w:t xml:space="preserve">).</w:t>
+            </w:r>
+          </w:p>
+          <w:p>
+            <w:pPr>
+              <w:pStyle w:val="Compact"/>
+              <w:numPr>
+                <w:ilvl w:val="0"/>
+                <w:numId w:val="1011"/>
+              </w:numPr>
+            </w:pPr>
+            <w:r>
+              <w:rPr>
+                <w:b/>
+                <w:bCs/>
+              </w:rPr>
+              <w:t xml:space="preserve">Still open for discussion</w:t>
+            </w:r>
+            <w:r>
+              <w:t xml:space="preserve"> </w:t>
+            </w:r>
+            <w:r>
+              <w:t xml:space="preserve">— clarify governance for inclusion decisions, consider whether restricted-access assets should receive lower near-term priority, and distinguish underlying datasets from tools or catalogues (</w:t>
+            </w:r>
+            <w:hyperlink r:id="rId106">
+              <w:r>
+                <w:rPr>
+                  <w:rStyle w:val="Hyperlink"/>
+                </w:rPr>
+                <w:t xml:space="preserve">#1</w:t>
+              </w:r>
+            </w:hyperlink>
+            <w:r>
+              <w:t xml:space="preserve">).</w:t>
+            </w:r>
+          </w:p>
+          <w:p>
+            <w:pPr>
+              <w:pStyle w:val="FirstParagraph"/>
+            </w:pPr>
+            <w:pPr>
+              <w:spacing w:after="16"/>
+            </w:pPr>
+            <w:r>
+              <w:t xml:space="preserve">Interested readers can view the live GitHub discussion:</w:t>
+            </w:r>
+            <w:r>
+              <w:t xml:space="preserve"> </w:t>
+            </w:r>
+            <w:hyperlink r:id="rId107">
+              <w:r>
+                <w:rPr>
+                  <w:rStyle w:val="Hyperlink"/>
+                </w:rPr>
+                <w:t xml:space="preserve">all open feedback issues</w:t>
+              </w:r>
+            </w:hyperlink>
+            <w:r>
+              <w:t xml:space="preserve"> </w:t>
+            </w:r>
+            <w:r>
+              <w:t xml:space="preserve">or</w:t>
+            </w:r>
+            <w:r>
+              <w:t xml:space="preserve"> </w:t>
+            </w:r>
+            <w:hyperlink r:id="rId104">
+              <w:r>
+                <w:rPr>
+                  <w:rStyle w:val="Hyperlink"/>
+                </w:rPr>
+                <w:t xml:space="preserve">#6</w:t>
+              </w:r>
+            </w:hyperlink>
+            <w:r>
+              <w:t xml:space="preserve">,</w:t>
+            </w:r>
+            <w:r>
+              <w:t xml:space="preserve"> </w:t>
+            </w:r>
+            <w:hyperlink r:id="rId103">
+              <w:r>
+                <w:rPr>
+                  <w:rStyle w:val="Hyperlink"/>
+                </w:rPr>
+                <w:t xml:space="preserve">#5</w:t>
+              </w:r>
+            </w:hyperlink>
+            <w:r>
+              <w:t xml:space="preserve">,</w:t>
+            </w:r>
+            <w:r>
+              <w:t xml:space="preserve"> </w:t>
+            </w:r>
+            <w:hyperlink r:id="rId105">
+              <w:r>
+                <w:rPr>
+                  <w:rStyle w:val="Hyperlink"/>
+                </w:rPr>
+                <w:t xml:space="preserve">#4</w:t>
+              </w:r>
+            </w:hyperlink>
+            <w:r>
+              <w:t xml:space="preserve">,</w:t>
+            </w:r>
+            <w:r>
+              <w:t xml:space="preserve"> </w:t>
+            </w:r>
+            <w:hyperlink r:id="rId106">
+              <w:r>
+                <w:rPr>
+                  <w:rStyle w:val="Hyperlink"/>
+                </w:rPr>
+                <w:t xml:space="preserve">#1</w:t>
+              </w:r>
+            </w:hyperlink>
+            <w:r>
+              <w:t xml:space="preserve">.</w:t>
+            </w:r>
+          </w:p>
+        </w:tc>
+      </w:tr>
+    </w:tbl>
     <w:p>
       <w:r>
         <w:pict>
@@ -14219,9 +14813,9 @@
         </w:pict>
       </w:r>
     </w:p>
-    <w:bookmarkEnd w:id="99"/>
-    <w:bookmarkEnd w:id="100"/>
-    <w:bookmarkStart w:id="101" w:name="annex-a"/>
+    <w:bookmarkEnd w:id="108"/>
+    <w:bookmarkEnd w:id="109"/>
+    <w:bookmarkStart w:id="110" w:name="annex-a"/>
     <w:p>
       <w:pPr>
         <w:pStyle w:val="Heading2"/>
@@ -27918,8 +28512,8 @@
         </w:pict>
       </w:r>
     </w:p>
-    <w:bookmarkEnd w:id="101"/>
-    <w:bookmarkStart w:id="102" w:name="annex-b"/>
+    <w:bookmarkEnd w:id="110"/>
+    <w:bookmarkStart w:id="111" w:name="annex-b"/>
     <w:p>
       <w:pPr>
         <w:pStyle w:val="Heading2"/>
@@ -28503,8 +29097,8 @@
         </w:pict>
       </w:r>
     </w:p>
-    <w:bookmarkEnd w:id="102"/>
-    <w:bookmarkStart w:id="105" w:name="annex-c"/>
+    <w:bookmarkEnd w:id="111"/>
+    <w:bookmarkStart w:id="114" w:name="annex-c"/>
     <w:p>
       <w:pPr>
         <w:pStyle w:val="Heading2"/>
@@ -28513,7 +29107,7 @@
         <w:t xml:space="preserve">Annex C — Merge log</w:t>
       </w:r>
     </w:p>
-    <w:bookmarkStart w:id="103" w:name="c.1-applied-consolidations"/>
+    <w:bookmarkStart w:id="112" w:name="c.1-applied-consolidations"/>
     <w:p>
       <w:pPr>
         <w:pStyle w:val="Heading3"/>
@@ -28825,8 +29419,8 @@
         </w:tc>
       </w:tr>
     </w:tbl>
-    <w:bookmarkEnd w:id="103"/>
-    <w:bookmarkStart w:id="104" w:name="c.2-recommended-for-catalogue"/>
+    <w:bookmarkEnd w:id="112"/>
+    <w:bookmarkStart w:id="113" w:name="c.2-recommended-for-catalogue"/>
     <w:p>
       <w:pPr>
         <w:pStyle w:val="Heading3"/>
@@ -28848,7 +29442,7 @@
         <w:pStyle w:val="Compact"/>
         <w:numPr>
           <w:ilvl w:val="0"/>
-          <w:numId w:val="1011"/>
+          <w:numId w:val="1012"/>
         </w:numPr>
       </w:pPr>
       <w:r>
@@ -28867,7 +29461,7 @@
         <w:pStyle w:val="Compact"/>
         <w:numPr>
           <w:ilvl w:val="0"/>
-          <w:numId w:val="1011"/>
+          <w:numId w:val="1012"/>
         </w:numPr>
       </w:pPr>
       <w:r>
@@ -28905,8 +29499,8 @@
         <w:t xml:space="preserve">are static and temporal versions of the same product — consider one catalogue record (2 → 1)</w:t>
       </w:r>
     </w:p>
-    <w:bookmarkEnd w:id="104"/>
-    <w:bookmarkEnd w:id="105"/>
+    <w:bookmarkEnd w:id="113"/>
+    <w:bookmarkEnd w:id="114"/>
     <w:sectPr>
       <w:footnotePr>
         <w:numRestart w:val="eachSect"/>
@@ -29293,6 +29887,9 @@
     <w:abstractNumId w:val="991"/>
   </w:num>
   <w:num w:numId="1011">
+    <w:abstractNumId w:val="991"/>
+  </w:num>
+  <w:num w:numId="1012">
     <w:abstractNumId w:val="991"/>
   </w:num>
 </w:numbering>

--- a/docs/report.docx
+++ b/docs/report.docx
@@ -23,7 +23,7 @@
         <w:pStyle w:val="Date"/>
       </w:pPr>
       <w:r>
-        <w:t xml:space="preserve">2026-06-30</w:t>
+        <w:t xml:space="preserve">2026-07-09</w:t>
       </w:r>
     </w:p>
     <w:sdt>
@@ -14324,7 +14324,7 @@
       </w:r>
     </w:p>
     <w:bookmarkEnd w:id="94"/>
-    <w:bookmarkStart w:id="109" w:name="feedback-and-review"/>
+    <w:bookmarkStart w:id="121" w:name="feedback-and-review"/>
     <w:p>
       <w:pPr>
         <w:pStyle w:val="Heading2"/>
@@ -14333,7 +14333,7 @@
         <w:t xml:space="preserve">Feedback and Review</w:t>
       </w:r>
     </w:p>
-    <w:bookmarkStart w:id="108" w:name="X981c30afc5d34005fa58438231531a13ce51028"/>
+    <w:bookmarkStart w:id="100" w:name="X981c30afc5d34005fa58438231531a13ce51028"/>
     <w:p>
       <w:pPr>
         <w:pStyle w:val="Heading3"/>
@@ -14455,6 +14455,618 @@
       </w:hyperlink>
       <w:r>
         <w:t xml:space="preserve">.</w:t>
+      </w:r>
+    </w:p>
+    <w:p>
+      <w:pPr>
+        <w:pStyle w:val="BodyText"/>
+      </w:pPr>
+      <w:r>
+        <w:t xml:space="preserve">The HTML edition of this report also carries a comment thread at the bottom of the page (GitHub login required), backed by the repository’s GitHub Discussions — handy for quick remarks that don’t warrant a full issue. The same thread is embedded in the interactive dashboard.</w:t>
+      </w:r>
+    </w:p>
+    <w:bookmarkEnd w:id="100"/>
+    <w:bookmarkStart w:id="120" w:name="review-participation"/>
+    <w:p>
+      <w:pPr>
+        <w:pStyle w:val="Heading3"/>
+      </w:pPr>
+      <w:r>
+        <w:t xml:space="preserve">Review participation</w:t>
+      </w:r>
+    </w:p>
+    <w:p>
+      <w:pPr>
+        <w:pStyle w:val="FirstParagraph"/>
+      </w:pPr>
+      <w:r>
+        <w:t xml:space="preserve">Review of this work is tracked as part of programme participation. To date:</w:t>
+      </w:r>
+      <w:r>
+        <w:t xml:space="preserve"> </w:t>
+      </w:r>
+      <w:r>
+        <w:rPr>
+          <w:b/>
+          <w:bCs/>
+        </w:rPr>
+        <w:t xml:space="preserve">5 reviewers</w:t>
+      </w:r>
+      <w:r>
+        <w:t xml:space="preserve"> </w:t>
+      </w:r>
+      <w:r>
+        <w:t xml:space="preserve">across</w:t>
+      </w:r>
+      <w:r>
+        <w:t xml:space="preserve"> </w:t>
+      </w:r>
+      <w:r>
+        <w:rPr>
+          <w:b/>
+          <w:bCs/>
+        </w:rPr>
+        <w:t xml:space="preserve">4 review events</w:t>
+      </w:r>
+      <w:r>
+        <w:t xml:space="preserve">, generating</w:t>
+      </w:r>
+      <w:r>
+        <w:t xml:space="preserve"> </w:t>
+      </w:r>
+      <w:r>
+        <w:rPr>
+          <w:b/>
+          <w:bCs/>
+        </w:rPr>
+        <w:t xml:space="preserve">14 tracked feedback items</w:t>
+      </w:r>
+      <w:r>
+        <w:t xml:space="preserve">. The log is maintained in</w:t>
+      </w:r>
+      <w:r>
+        <w:t xml:space="preserve"> </w:t>
+      </w:r>
+      <w:hyperlink r:id="rId101">
+        <w:r>
+          <w:rPr>
+            <w:rStyle w:val="VerbatimChar"/>
+          </w:rPr>
+          <w:t xml:space="preserve">data/review_log.json</w:t>
+        </w:r>
+      </w:hyperlink>
+      <w:r>
+        <w:t xml:space="preserve"> </w:t>
+      </w:r>
+      <w:r>
+        <w:t xml:space="preserve">and covers all channels (feedback form, GitHub, email, documents).</w:t>
+      </w:r>
+    </w:p>
+    <w:tbl>
+      <w:tblPr>
+        <w:tblStyle w:val="Table"/>
+        <w:tblW w:type="pct" w:w="5000"/>
+        <w:tblLayout w:type="fixed"/>
+        <w:tblLook w:firstRow="1" w:lastRow="0" w:firstColumn="0" w:lastColumn="0" w:noHBand="0" w:noVBand="0" w:val="0020"/>
+      </w:tblPr>
+      <w:tblGrid>
+        <w:gridCol w:w="1320"/>
+        <w:gridCol w:w="1320"/>
+        <w:gridCol w:w="1320"/>
+        <w:gridCol w:w="1320"/>
+        <w:gridCol w:w="1320"/>
+        <w:gridCol w:w="1320"/>
+      </w:tblGrid>
+      <w:tr>
+        <w:trPr>
+          <w:tblHeader w:val="on"/>
+        </w:trPr>
+        <w:tc>
+          <w:tcPr/>
+          <w:p>
+            <w:pPr>
+              <w:pStyle w:val="Compact"/>
+            </w:pPr>
+            <w:r>
+              <w:t xml:space="preserve">Date</w:t>
+            </w:r>
+          </w:p>
+        </w:tc>
+        <w:tc>
+          <w:tcPr/>
+          <w:p>
+            <w:pPr>
+              <w:pStyle w:val="Compact"/>
+            </w:pPr>
+            <w:r>
+              <w:t xml:space="preserve">Reviewer(s)</w:t>
+            </w:r>
+          </w:p>
+        </w:tc>
+        <w:tc>
+          <w:tcPr/>
+          <w:p>
+            <w:pPr>
+              <w:pStyle w:val="Compact"/>
+            </w:pPr>
+            <w:r>
+              <w:t xml:space="preserve">Affiliation</w:t>
+            </w:r>
+          </w:p>
+        </w:tc>
+        <w:tc>
+          <w:tcPr/>
+          <w:p>
+            <w:pPr>
+              <w:pStyle w:val="Compact"/>
+            </w:pPr>
+            <w:r>
+              <w:t xml:space="preserve">Channel</w:t>
+            </w:r>
+          </w:p>
+        </w:tc>
+        <w:tc>
+          <w:tcPr/>
+          <w:p>
+            <w:pPr>
+              <w:pStyle w:val="Compact"/>
+            </w:pPr>
+            <w:r>
+              <w:t xml:space="preserve">Scope</w:t>
+            </w:r>
+          </w:p>
+        </w:tc>
+        <w:tc>
+          <w:tcPr/>
+          <w:p>
+            <w:pPr>
+              <w:pStyle w:val="Compact"/>
+            </w:pPr>
+            <w:r>
+              <w:t xml:space="preserve">Feedback items</w:t>
+            </w:r>
+          </w:p>
+        </w:tc>
+      </w:tr>
+      <w:tr>
+        <w:tc>
+          <w:tcPr/>
+          <w:p>
+            <w:pPr>
+              <w:pStyle w:val="Compact"/>
+            </w:pPr>
+            <w:r>
+              <w:t xml:space="preserve">2026-06-17</w:t>
+            </w:r>
+          </w:p>
+        </w:tc>
+        <w:tc>
+          <w:tcPr/>
+          <w:p>
+            <w:pPr>
+              <w:pStyle w:val="Compact"/>
+            </w:pPr>
+            <w:r>
+              <w:t xml:space="preserve">Brayden Youngberg</w:t>
+            </w:r>
+          </w:p>
+        </w:tc>
+        <w:tc>
+          <w:tcPr/>
+          <w:p>
+            <w:pPr>
+              <w:pStyle w:val="Compact"/>
+            </w:pPr>
+            <w:r>
+              <w:t xml:space="preserve">Alliance of Bioversity International and CIAT</w:t>
+            </w:r>
+          </w:p>
+        </w:tc>
+        <w:tc>
+          <w:tcPr/>
+          <w:p>
+            <w:pPr>
+              <w:pStyle w:val="Compact"/>
+            </w:pPr>
+            <w:r>
+              <w:t xml:space="preserve">GitHub issue</w:t>
+            </w:r>
+          </w:p>
+        </w:tc>
+        <w:tc>
+          <w:tcPr/>
+          <w:p>
+            <w:pPr>
+              <w:pStyle w:val="Compact"/>
+            </w:pPr>
+            <w:r>
+              <w:t xml:space="preserve">Report</w:t>
+            </w:r>
+          </w:p>
+        </w:tc>
+        <w:tc>
+          <w:tcPr/>
+          <w:p>
+            <w:pPr>
+              <w:pStyle w:val="Compact"/>
+            </w:pPr>
+            <w:hyperlink r:id="rId102">
+              <w:r>
+                <w:rPr>
+                  <w:rStyle w:val="Hyperlink"/>
+                </w:rPr>
+                <w:t xml:space="preserve">#1</w:t>
+              </w:r>
+            </w:hyperlink>
+          </w:p>
+        </w:tc>
+      </w:tr>
+      <w:tr>
+        <w:tc>
+          <w:tcPr/>
+          <w:p>
+            <w:pPr>
+              <w:pStyle w:val="Compact"/>
+            </w:pPr>
+            <w:r>
+              <w:t xml:space="preserve">2026-06-18</w:t>
+            </w:r>
+          </w:p>
+        </w:tc>
+        <w:tc>
+          <w:tcPr/>
+          <w:p>
+            <w:pPr>
+              <w:pStyle w:val="Compact"/>
+            </w:pPr>
+            <w:r>
+              <w:t xml:space="preserve">Brayden Youngberg</w:t>
+            </w:r>
+          </w:p>
+        </w:tc>
+        <w:tc>
+          <w:tcPr/>
+          <w:p>
+            <w:pPr>
+              <w:pStyle w:val="Compact"/>
+            </w:pPr>
+            <w:r>
+              <w:t xml:space="preserve">Alliance of Bioversity International and CIAT</w:t>
+            </w:r>
+          </w:p>
+        </w:tc>
+        <w:tc>
+          <w:tcPr/>
+          <w:p>
+            <w:pPr>
+              <w:pStyle w:val="Compact"/>
+            </w:pPr>
+            <w:r>
+              <w:t xml:space="preserve">GitHub issue</w:t>
+            </w:r>
+          </w:p>
+        </w:tc>
+        <w:tc>
+          <w:tcPr/>
+          <w:p>
+            <w:pPr>
+              <w:pStyle w:val="Compact"/>
+            </w:pPr>
+            <w:r>
+              <w:t xml:space="preserve">Report</w:t>
+            </w:r>
+          </w:p>
+        </w:tc>
+        <w:tc>
+          <w:tcPr/>
+          <w:p>
+            <w:pPr>
+              <w:pStyle w:val="Compact"/>
+            </w:pPr>
+            <w:hyperlink r:id="rId103">
+              <w:r>
+                <w:rPr>
+                  <w:rStyle w:val="Hyperlink"/>
+                </w:rPr>
+                <w:t xml:space="preserve">#4</w:t>
+              </w:r>
+            </w:hyperlink>
+          </w:p>
+        </w:tc>
+      </w:tr>
+      <w:tr>
+        <w:tc>
+          <w:tcPr/>
+          <w:p>
+            <w:pPr>
+              <w:pStyle w:val="Compact"/>
+            </w:pPr>
+            <w:r>
+              <w:t xml:space="preserve">2026-06-29</w:t>
+            </w:r>
+          </w:p>
+        </w:tc>
+        <w:tc>
+          <w:tcPr/>
+          <w:p>
+            <w:pPr>
+              <w:pStyle w:val="Compact"/>
+            </w:pPr>
+            <w:r>
+              <w:t xml:space="preserve">Michelle Tigchelaar</w:t>
+            </w:r>
+          </w:p>
+        </w:tc>
+        <w:tc>
+          <w:tcPr/>
+          <w:p>
+            <w:pPr>
+              <w:pStyle w:val="Compact"/>
+            </w:pPr>
+            <w:r>
+              <w:t xml:space="preserve">Stanford University</w:t>
+            </w:r>
+          </w:p>
+        </w:tc>
+        <w:tc>
+          <w:tcPr/>
+          <w:p>
+            <w:pPr>
+              <w:pStyle w:val="Compact"/>
+            </w:pPr>
+            <w:r>
+              <w:t xml:space="preserve">GitHub issue</w:t>
+            </w:r>
+          </w:p>
+        </w:tc>
+        <w:tc>
+          <w:tcPr/>
+          <w:p>
+            <w:pPr>
+              <w:pStyle w:val="Compact"/>
+            </w:pPr>
+            <w:r>
+              <w:t xml:space="preserve">Report</w:t>
+            </w:r>
+          </w:p>
+        </w:tc>
+        <w:tc>
+          <w:tcPr/>
+          <w:p>
+            <w:pPr>
+              <w:pStyle w:val="Compact"/>
+            </w:pPr>
+            <w:hyperlink r:id="rId104">
+              <w:r>
+                <w:rPr>
+                  <w:rStyle w:val="Hyperlink"/>
+                </w:rPr>
+                <w:t xml:space="preserve">#5</w:t>
+              </w:r>
+            </w:hyperlink>
+            <w:r>
+              <w:t xml:space="preserve">,</w:t>
+            </w:r>
+            <w:r>
+              <w:t xml:space="preserve"> </w:t>
+            </w:r>
+            <w:hyperlink r:id="rId105">
+              <w:r>
+                <w:rPr>
+                  <w:rStyle w:val="Hyperlink"/>
+                </w:rPr>
+                <w:t xml:space="preserve">#6</w:t>
+              </w:r>
+            </w:hyperlink>
+          </w:p>
+        </w:tc>
+      </w:tr>
+      <w:tr>
+        <w:tc>
+          <w:tcPr/>
+          <w:p>
+            <w:pPr>
+              <w:pStyle w:val="Compact"/>
+            </w:pPr>
+            <w:r>
+              <w:t xml:space="preserve">2026-07-08</w:t>
+            </w:r>
+          </w:p>
+        </w:tc>
+        <w:tc>
+          <w:tcPr/>
+          <w:p>
+            <w:pPr>
+              <w:pStyle w:val="Compact"/>
+            </w:pPr>
+            <w:r>
+              <w:t xml:space="preserve">Alcade Segnon, Franck Tonle, Robert Zougmore</w:t>
+            </w:r>
+          </w:p>
+        </w:tc>
+        <w:tc>
+          <w:tcPr/>
+          <w:p>
+            <w:pPr>
+              <w:pStyle w:val="Compact"/>
+            </w:pPr>
+            <w:r>
+              <w:t xml:space="preserve">Alliance of Bioversity International and CIAT</w:t>
+            </w:r>
+          </w:p>
+        </w:tc>
+        <w:tc>
+          <w:tcPr/>
+          <w:p>
+            <w:pPr>
+              <w:pStyle w:val="Compact"/>
+            </w:pPr>
+            <w:r>
+              <w:t xml:space="preserve">Email + PDF document</w:t>
+            </w:r>
+          </w:p>
+        </w:tc>
+        <w:tc>
+          <w:tcPr/>
+          <w:p>
+            <w:pPr>
+              <w:pStyle w:val="Compact"/>
+            </w:pPr>
+            <w:r>
+              <w:t xml:space="preserve">Dashboard</w:t>
+            </w:r>
+          </w:p>
+        </w:tc>
+        <w:tc>
+          <w:tcPr/>
+          <w:p>
+            <w:pPr>
+              <w:pStyle w:val="Compact"/>
+            </w:pPr>
+            <w:hyperlink r:id="rId106">
+              <w:r>
+                <w:rPr>
+                  <w:rStyle w:val="Hyperlink"/>
+                </w:rPr>
+                <w:t xml:space="preserve">#7</w:t>
+              </w:r>
+            </w:hyperlink>
+            <w:r>
+              <w:t xml:space="preserve">,</w:t>
+            </w:r>
+            <w:r>
+              <w:t xml:space="preserve"> </w:t>
+            </w:r>
+            <w:hyperlink r:id="rId107">
+              <w:r>
+                <w:rPr>
+                  <w:rStyle w:val="Hyperlink"/>
+                </w:rPr>
+                <w:t xml:space="preserve">#8</w:t>
+              </w:r>
+            </w:hyperlink>
+            <w:r>
+              <w:t xml:space="preserve">,</w:t>
+            </w:r>
+            <w:r>
+              <w:t xml:space="preserve"> </w:t>
+            </w:r>
+            <w:hyperlink r:id="rId108">
+              <w:r>
+                <w:rPr>
+                  <w:rStyle w:val="Hyperlink"/>
+                </w:rPr>
+                <w:t xml:space="preserve">#9</w:t>
+              </w:r>
+            </w:hyperlink>
+            <w:r>
+              <w:t xml:space="preserve">,</w:t>
+            </w:r>
+            <w:r>
+              <w:t xml:space="preserve"> </w:t>
+            </w:r>
+            <w:hyperlink r:id="rId109">
+              <w:r>
+                <w:rPr>
+                  <w:rStyle w:val="Hyperlink"/>
+                </w:rPr>
+                <w:t xml:space="preserve">#10</w:t>
+              </w:r>
+            </w:hyperlink>
+            <w:r>
+              <w:t xml:space="preserve">,</w:t>
+            </w:r>
+            <w:r>
+              <w:t xml:space="preserve"> </w:t>
+            </w:r>
+            <w:hyperlink r:id="rId110">
+              <w:r>
+                <w:rPr>
+                  <w:rStyle w:val="Hyperlink"/>
+                </w:rPr>
+                <w:t xml:space="preserve">#11</w:t>
+              </w:r>
+            </w:hyperlink>
+            <w:r>
+              <w:t xml:space="preserve">,</w:t>
+            </w:r>
+            <w:r>
+              <w:t xml:space="preserve"> </w:t>
+            </w:r>
+            <w:hyperlink r:id="rId111">
+              <w:r>
+                <w:rPr>
+                  <w:rStyle w:val="Hyperlink"/>
+                </w:rPr>
+                <w:t xml:space="preserve">#12</w:t>
+              </w:r>
+            </w:hyperlink>
+            <w:r>
+              <w:t xml:space="preserve">,</w:t>
+            </w:r>
+            <w:r>
+              <w:t xml:space="preserve"> </w:t>
+            </w:r>
+            <w:hyperlink r:id="rId112">
+              <w:r>
+                <w:rPr>
+                  <w:rStyle w:val="Hyperlink"/>
+                </w:rPr>
+                <w:t xml:space="preserve">#13</w:t>
+              </w:r>
+            </w:hyperlink>
+            <w:r>
+              <w:t xml:space="preserve">,</w:t>
+            </w:r>
+            <w:r>
+              <w:t xml:space="preserve"> </w:t>
+            </w:r>
+            <w:hyperlink r:id="rId113">
+              <w:r>
+                <w:rPr>
+                  <w:rStyle w:val="Hyperlink"/>
+                </w:rPr>
+                <w:t xml:space="preserve">#14</w:t>
+              </w:r>
+            </w:hyperlink>
+            <w:r>
+              <w:t xml:space="preserve">,</w:t>
+            </w:r>
+            <w:r>
+              <w:t xml:space="preserve"> </w:t>
+            </w:r>
+            <w:hyperlink r:id="rId114">
+              <w:r>
+                <w:rPr>
+                  <w:rStyle w:val="Hyperlink"/>
+                </w:rPr>
+                <w:t xml:space="preserve">#15</w:t>
+              </w:r>
+            </w:hyperlink>
+            <w:r>
+              <w:t xml:space="preserve">,</w:t>
+            </w:r>
+            <w:r>
+              <w:t xml:space="preserve"> </w:t>
+            </w:r>
+            <w:hyperlink r:id="rId115">
+              <w:r>
+                <w:rPr>
+                  <w:rStyle w:val="Hyperlink"/>
+                </w:rPr>
+                <w:t xml:space="preserve">#16</w:t>
+              </w:r>
+            </w:hyperlink>
+          </w:p>
+        </w:tc>
+      </w:tr>
+    </w:tbl>
+    <w:p>
+      <w:pPr>
+        <w:pStyle w:val="BodyText"/>
+      </w:pPr>
+      <w:r>
+        <w:t xml:space="preserve"> </w:t>
       </w:r>
     </w:p>
     <w:tbl>
@@ -14497,18 +15109,18 @@
                 <wp:inline>
                   <wp:extent cx="152400" cy="152400"/>
                   <wp:effectExtent b="0" l="0" r="0" t="0"/>
-                  <wp:docPr descr="" title="" id="101" name="Picture"/>
+                  <wp:docPr descr="" title="" id="117" name="Picture"/>
                   <a:graphic>
                     <a:graphicData uri="http://schemas.openxmlformats.org/drawingml/2006/picture">
                       <pic:pic>
                         <pic:nvPicPr>
-                          <pic:cNvPr descr="/Applications/quarto/share/formats/docx/note.png" id="102" name="Picture"/>
+                          <pic:cNvPr descr="/Applications/quarto/share/formats/docx/note.png" id="118" name="Picture"/>
                           <pic:cNvPicPr>
                             <a:picLocks noChangeArrowheads="1" noChangeAspect="1"/>
                           </pic:cNvPicPr>
                         </pic:nvPicPr>
                         <pic:blipFill>
-                          <a:blip r:embed="rId100"/>
+                          <a:blip r:embed="rId116"/>
                           <a:stretch>
                             <a:fillRect/>
                           </a:stretch>
@@ -14627,7 +15239,7 @@
             <w:r>
               <w:t xml:space="preserve">— targeted gap-filling outreach and a broader prioritisation approach that does not treat current top-three nominations as the only candidates for Phase 1 review (</w:t>
             </w:r>
-            <w:hyperlink r:id="rId103">
+            <w:hyperlink r:id="rId104">
               <w:r>
                 <w:rPr>
                   <w:rStyle w:val="Hyperlink"/>
@@ -14641,7 +15253,7 @@
             <w:r>
               <w:t xml:space="preserve"> </w:t>
             </w:r>
-            <w:hyperlink r:id="rId104">
+            <w:hyperlink r:id="rId105">
               <w:r>
                 <w:rPr>
                   <w:rStyle w:val="Hyperlink"/>
@@ -14674,7 +15286,7 @@
             <w:r>
               <w:t xml:space="preserve">— complement this catalogue of assets produced with evidence on which climate datasets, boundaries, and crop or land-use maps people actually use across CGIAR (</w:t>
             </w:r>
-            <w:hyperlink r:id="rId105">
+            <w:hyperlink r:id="rId103">
               <w:r>
                 <w:rPr>
                   <w:rStyle w:val="Hyperlink"/>
@@ -14707,7 +15319,7 @@
             <w:r>
               <w:t xml:space="preserve">— clarify governance for inclusion decisions, consider whether restricted-access assets should receive lower near-term priority, and distinguish underlying datasets from tools or catalogues (</w:t>
             </w:r>
-            <w:hyperlink r:id="rId106">
+            <w:hyperlink r:id="rId102">
               <w:r>
                 <w:rPr>
                   <w:rStyle w:val="Hyperlink"/>
@@ -14732,7 +15344,7 @@
             <w:r>
               <w:t xml:space="preserve"> </w:t>
             </w:r>
-            <w:hyperlink r:id="rId107">
+            <w:hyperlink r:id="rId119">
               <w:r>
                 <w:rPr>
                   <w:rStyle w:val="Hyperlink"/>
@@ -14749,7 +15361,7 @@
             <w:r>
               <w:t xml:space="preserve"> </w:t>
             </w:r>
-            <w:hyperlink r:id="rId104">
+            <w:hyperlink r:id="rId105">
               <w:r>
                 <w:rPr>
                   <w:rStyle w:val="Hyperlink"/>
@@ -14763,7 +15375,7 @@
             <w:r>
               <w:t xml:space="preserve"> </w:t>
             </w:r>
-            <w:hyperlink r:id="rId103">
+            <w:hyperlink r:id="rId104">
               <w:r>
                 <w:rPr>
                   <w:rStyle w:val="Hyperlink"/>
@@ -14777,7 +15389,7 @@
             <w:r>
               <w:t xml:space="preserve"> </w:t>
             </w:r>
-            <w:hyperlink r:id="rId105">
+            <w:hyperlink r:id="rId103">
               <w:r>
                 <w:rPr>
                   <w:rStyle w:val="Hyperlink"/>
@@ -14791,7 +15403,7 @@
             <w:r>
               <w:t xml:space="preserve"> </w:t>
             </w:r>
-            <w:hyperlink r:id="rId106">
+            <w:hyperlink r:id="rId102">
               <w:r>
                 <w:rPr>
                   <w:rStyle w:val="Hyperlink"/>
@@ -14813,9 +15425,9 @@
         </w:pict>
       </w:r>
     </w:p>
-    <w:bookmarkEnd w:id="108"/>
-    <w:bookmarkEnd w:id="109"/>
-    <w:bookmarkStart w:id="110" w:name="annex-a"/>
+    <w:bookmarkEnd w:id="120"/>
+    <w:bookmarkEnd w:id="121"/>
+    <w:bookmarkStart w:id="122" w:name="annex-a"/>
     <w:p>
       <w:pPr>
         <w:pStyle w:val="Heading2"/>
@@ -28512,8 +29124,8 @@
         </w:pict>
       </w:r>
     </w:p>
-    <w:bookmarkEnd w:id="110"/>
-    <w:bookmarkStart w:id="111" w:name="annex-b"/>
+    <w:bookmarkEnd w:id="122"/>
+    <w:bookmarkStart w:id="123" w:name="annex-b"/>
     <w:p>
       <w:pPr>
         <w:pStyle w:val="Heading2"/>
@@ -29097,8 +29709,8 @@
         </w:pict>
       </w:r>
     </w:p>
-    <w:bookmarkEnd w:id="111"/>
-    <w:bookmarkStart w:id="114" w:name="annex-c"/>
+    <w:bookmarkEnd w:id="123"/>
+    <w:bookmarkStart w:id="126" w:name="annex-c"/>
     <w:p>
       <w:pPr>
         <w:pStyle w:val="Heading2"/>
@@ -29107,7 +29719,7 @@
         <w:t xml:space="preserve">Annex C — Merge log</w:t>
       </w:r>
     </w:p>
-    <w:bookmarkStart w:id="112" w:name="c.1-applied-consolidations"/>
+    <w:bookmarkStart w:id="124" w:name="c.1-applied-consolidations"/>
     <w:p>
       <w:pPr>
         <w:pStyle w:val="Heading3"/>
@@ -29419,8 +30031,8 @@
         </w:tc>
       </w:tr>
     </w:tbl>
-    <w:bookmarkEnd w:id="112"/>
-    <w:bookmarkStart w:id="113" w:name="c.2-recommended-for-catalogue"/>
+    <w:bookmarkEnd w:id="124"/>
+    <w:bookmarkStart w:id="125" w:name="c.2-recommended-for-catalogue"/>
     <w:p>
       <w:pPr>
         <w:pStyle w:val="Heading3"/>
@@ -29499,8 +30111,8 @@
         <w:t xml:space="preserve">are static and temporal versions of the same product — consider one catalogue record (2 → 1)</w:t>
       </w:r>
     </w:p>
-    <w:bookmarkEnd w:id="113"/>
-    <w:bookmarkEnd w:id="114"/>
+    <w:bookmarkEnd w:id="125"/>
+    <w:bookmarkEnd w:id="126"/>
     <w:sectPr>
       <w:footnotePr>
         <w:numRestart w:val="eachSect"/>

--- a/docs/report.docx
+++ b/docs/report.docx
@@ -9403,7 +9403,7 @@
               <w:pStyle w:val="Compact"/>
             </w:pPr>
             <w:r>
-              <w:t xml:space="preserve">Irrigater Area Map</w:t>
+              <w:t xml:space="preserve">Irrigated Area Map</w:t>
             </w:r>
           </w:p>
         </w:tc>
@@ -17739,7 +17739,7 @@
               <w:pStyle w:val="Compact"/>
             </w:pPr>
             <w:r>
-              <w:t xml:space="preserve">Irrigater Area Map</w:t>
+              <w:t xml:space="preserve">Irrigated Area Map</w:t>
             </w:r>
           </w:p>
         </w:tc>
@@ -19377,7 +19377,7 @@
               <w:t xml:space="preserve"> </w:t>
             </w:r>
             <w:r>
-              <w:t xml:space="preserve">(currently being develop)</w:t>
+              <w:t xml:space="preserve">(currently being developed)</w:t>
             </w:r>
           </w:p>
         </w:tc>

--- a/docs/report.docx
+++ b/docs/report.docx
@@ -61,7 +61,7 @@
           <w:b/>
           <w:bCs/>
         </w:rPr>
-        <w:t xml:space="preserve">Version 1.0.1 (draft)</w:t>
+        <w:t xml:space="preserve">Version 1.1.0-draft</w:t>
       </w:r>
       <w:r>
         <w:t xml:space="preserve"> </w:t>
@@ -15176,7 +15176,7 @@
                 <w:i/>
                 <w:iCs/>
               </w:rPr>
-              <w:t xml:space="preserve">Last updated: 30 June 2026.</w:t>
+              <w:t xml:space="preserve">Last updated: 9 July 2026.</w:t>
             </w:r>
             <w:r>
               <w:t xml:space="preserve"> </w:t>
@@ -15216,6 +15216,53 @@
             </w:r>
             <w:r>
               <w:t xml:space="preserve">(Next Steps).</w:t>
+            </w:r>
+          </w:p>
+          <w:p>
+            <w:pPr>
+              <w:pStyle w:val="Compact"/>
+              <w:numPr>
+                <w:ilvl w:val="0"/>
+                <w:numId w:val="1011"/>
+              </w:numPr>
+            </w:pPr>
+            <w:r>
+              <w:rPr>
+                <w:b/>
+                <w:bCs/>
+              </w:rPr>
+              <w:t xml:space="preserve">Resolved</w:t>
+            </w:r>
+            <w:r>
+              <w:t xml:space="preserve"> </w:t>
+            </w:r>
+            <w:r>
+              <w:t xml:space="preserve">— the Alliance team’s systematic dashboard review (8 July 2026) logged ten issues covering navigation, filter consistency, coverage-map totals, responsiveness, and accessibility; eight are fixed and closed, and two data-completeness items (missing data links, unconfirmed contact emails) remain open pending centre outreach (</w:t>
+            </w:r>
+            <w:hyperlink r:id="rId111">
+              <w:r>
+                <w:rPr>
+                  <w:rStyle w:val="Hyperlink"/>
+                </w:rPr>
+                <w:t xml:space="preserve">#12</w:t>
+              </w:r>
+            </w:hyperlink>
+            <w:r>
+              <w:t xml:space="preserve">,</w:t>
+            </w:r>
+            <w:r>
+              <w:t xml:space="preserve"> </w:t>
+            </w:r>
+            <w:hyperlink r:id="rId112">
+              <w:r>
+                <w:rPr>
+                  <w:rStyle w:val="Hyperlink"/>
+                </w:rPr>
+                <w:t xml:space="preserve">#13</w:t>
+              </w:r>
+            </w:hyperlink>
+            <w:r>
+              <w:t xml:space="preserve">).</w:t>
             </w:r>
           </w:p>
           <w:p>

--- a/docs/report.docx
+++ b/docs/report.docx
@@ -23,7 +23,7 @@
         <w:pStyle w:val="Date"/>
       </w:pPr>
       <w:r>
-        <w:t xml:space="preserve">2026-07-09</w:t>
+        <w:t xml:space="preserve">2026-07-21</w:t>
       </w:r>
     </w:p>
     <w:sdt>
@@ -61,13 +61,13 @@
           <w:b/>
           <w:bCs/>
         </w:rPr>
-        <w:t xml:space="preserve">Version 1.1.0-draft</w:t>
+        <w:t xml:space="preserve">Version 1.2.0-draft</w:t>
       </w:r>
       <w:r>
         <w:t xml:space="preserve"> </w:t>
       </w:r>
       <w:r>
-        <w:t xml:space="preserve">— 123 assets in this build.</w:t>
+        <w:t xml:space="preserve">— 128 assets in this build.</w:t>
       </w:r>
       <w:r>
         <w:t xml:space="preserve"> </w:t>
@@ -92,6 +92,24 @@
       </w:hyperlink>
       <w:r>
         <w:t xml:space="preserve">.</w:t>
+      </w:r>
+    </w:p>
+    <w:p>
+      <w:pPr>
+        <w:pStyle w:val="BodyText"/>
+      </w:pPr>
+      <w:r>
+        <w:rPr>
+          <w:i/>
+          <w:iCs/>
+        </w:rPr>
+        <w:t xml:space="preserve">Changes in 1.2.0-draft:</w:t>
+      </w:r>
+      <w:r>
+        <w:t xml:space="preserve"> </w:t>
+      </w:r>
+      <w:r>
+        <w:t xml:space="preserve">IFPRI follow-up additions — adaptation-focused assets entering the catalogue as provisional and unranked pending IFPRI’s combined ranking; descriptions AI-drafted and marked for IFPRI review.</w:t>
       </w:r>
     </w:p>
     <w:p>
@@ -447,7 +465,7 @@
           <w:b/>
           <w:bCs/>
         </w:rPr>
-        <w:t xml:space="preserve">123 assets from 11 centres</w:t>
+        <w:t xml:space="preserve">128 assets from 11 centres</w:t>
       </w:r>
       <w:r>
         <w:t xml:space="preserve"> </w:t>
@@ -463,7 +481,7 @@
           <w:b/>
           <w:bCs/>
         </w:rPr>
-        <w:t xml:space="preserve">70 (57%)</w:t>
+        <w:t xml:space="preserve">75 (59%)</w:t>
       </w:r>
       <w:r>
         <w:t xml:space="preserve"> </w:t>
@@ -608,7 +626,7 @@
         <w:t xml:space="preserve"> </w:t>
       </w:r>
       <w:r>
-        <w:t xml:space="preserve">Adaptive Capacity is essentially absent, Latin America &amp; Caribbean and Asia are thin, and two major centres — CIMMYT and ICARDA — have yet to submit (</w:t>
+        <w:t xml:space="preserve">Adaptive Capacity was absent in the first round and now holds 4 assets, all from IFPRI’s provisional July 2026 follow-up (unranked pending their combined ranking); Latin America &amp; Caribbean and Asia are thin, and two major centres — CIMMYT and ICARDA — have yet to submit (</w:t>
       </w:r>
       <w:hyperlink w:anchor="sec-5">
         <w:r>
@@ -1135,7 +1153,7 @@
           <w:b/>
           <w:bCs/>
         </w:rPr>
-        <w:t xml:space="preserve">129</w:t>
+        <w:t xml:space="preserve">134</w:t>
       </w:r>
       <w:r>
         <w:t xml:space="preserve"> </w:t>
@@ -1151,7 +1169,7 @@
           <w:b/>
           <w:bCs/>
         </w:rPr>
-        <w:t xml:space="preserve">123</w:t>
+        <w:t xml:space="preserve">128</w:t>
       </w:r>
       <w:r>
         <w:t xml:space="preserve"> </w:t>
@@ -2066,7 +2084,7 @@
           <w:b/>
           <w:bCs/>
         </w:rPr>
-        <w:t xml:space="preserve">123 assets</w:t>
+        <w:t xml:space="preserve">128 assets</w:t>
       </w:r>
       <w:r>
         <w:t xml:space="preserve"> </w:t>
@@ -2344,29 +2362,29 @@
               <w:pStyle w:val="Compact"/>
             </w:pPr>
             <w:r>
-              <w:t xml:space="preserve">CIFOR-ICRAF</w:t>
-            </w:r>
-          </w:p>
-        </w:tc>
-        <w:tc>
-          <w:tcPr/>
-          <w:p>
-            <w:pPr>
-              <w:pStyle w:val="Compact"/>
-            </w:pPr>
-            <w:r>
-              <w:t xml:space="preserve">13</w:t>
-            </w:r>
-          </w:p>
-        </w:tc>
-        <w:tc>
-          <w:tcPr/>
-          <w:p>
-            <w:pPr>
-              <w:pStyle w:val="Compact"/>
-            </w:pPr>
-            <w:r>
-              <w:t xml:space="preserve">No</w:t>
+              <w:t xml:space="preserve">IFPRI</w:t>
+            </w:r>
+          </w:p>
+        </w:tc>
+        <w:tc>
+          <w:tcPr/>
+          <w:p>
+            <w:pPr>
+              <w:pStyle w:val="Compact"/>
+            </w:pPr>
+            <w:r>
+              <w:t xml:space="preserve">15</w:t>
+            </w:r>
+          </w:p>
+        </w:tc>
+        <w:tc>
+          <w:tcPr/>
+          <w:p>
+            <w:pPr>
+              <w:pStyle w:val="Compact"/>
+            </w:pPr>
+            <w:r>
+              <w:t xml:space="preserve">Yes</w:t>
             </w:r>
           </w:p>
         </w:tc>
@@ -2379,29 +2397,29 @@
               <w:pStyle w:val="Compact"/>
             </w:pPr>
             <w:r>
-              <w:t xml:space="preserve">ILRI</w:t>
-            </w:r>
-          </w:p>
-        </w:tc>
-        <w:tc>
-          <w:tcPr/>
-          <w:p>
-            <w:pPr>
-              <w:pStyle w:val="Compact"/>
-            </w:pPr>
-            <w:r>
-              <w:t xml:space="preserve">11</w:t>
-            </w:r>
-          </w:p>
-        </w:tc>
-        <w:tc>
-          <w:tcPr/>
-          <w:p>
-            <w:pPr>
-              <w:pStyle w:val="Compact"/>
-            </w:pPr>
-            <w:r>
-              <w:t xml:space="preserve">Yes</w:t>
+              <w:t xml:space="preserve">CIFOR-ICRAF</w:t>
+            </w:r>
+          </w:p>
+        </w:tc>
+        <w:tc>
+          <w:tcPr/>
+          <w:p>
+            <w:pPr>
+              <w:pStyle w:val="Compact"/>
+            </w:pPr>
+            <w:r>
+              <w:t xml:space="preserve">13</w:t>
+            </w:r>
+          </w:p>
+        </w:tc>
+        <w:tc>
+          <w:tcPr/>
+          <w:p>
+            <w:pPr>
+              <w:pStyle w:val="Compact"/>
+            </w:pPr>
+            <w:r>
+              <w:t xml:space="preserve">No</w:t>
             </w:r>
           </w:p>
         </w:tc>
@@ -2414,18 +2432,18 @@
               <w:pStyle w:val="Compact"/>
             </w:pPr>
             <w:r>
-              <w:t xml:space="preserve">IFPRI</w:t>
-            </w:r>
-          </w:p>
-        </w:tc>
-        <w:tc>
-          <w:tcPr/>
-          <w:p>
-            <w:pPr>
-              <w:pStyle w:val="Compact"/>
-            </w:pPr>
-            <w:r>
-              <w:t xml:space="preserve">10</w:t>
+              <w:t xml:space="preserve">ILRI</w:t>
+            </w:r>
+          </w:p>
+        </w:tc>
+        <w:tc>
+          <w:tcPr/>
+          <w:p>
+            <w:pPr>
+              <w:pStyle w:val="Compact"/>
+            </w:pPr>
+            <w:r>
+              <w:t xml:space="preserve">11</w:t>
             </w:r>
           </w:p>
         </w:tc>
@@ -2643,7 +2661,7 @@
                 <w:b/>
                 <w:bCs/>
               </w:rPr>
-              <w:t xml:space="preserve">123</w:t>
+              <w:t xml:space="preserve">128</w:t>
             </w:r>
           </w:p>
         </w:tc>
@@ -2672,7 +2690,7 @@
           <w:b/>
           <w:bCs/>
         </w:rPr>
-        <w:t xml:space="preserve">70 assets (57%)</w:t>
+        <w:t xml:space="preserve">75 assets (59%)</w:t>
       </w:r>
       <w:r>
         <w:t xml:space="preserve"> </w:t>
@@ -2849,7 +2867,7 @@
         <w:t xml:space="preserve"> </w:t>
       </w:r>
       <w:r>
-        <w:t xml:space="preserve">is most represented domain (32 assets, 26%), followed by</w:t>
+        <w:t xml:space="preserve">is most represented domain (33 assets, 26%), followed by</w:t>
       </w:r>
       <w:r>
         <w:t xml:space="preserve"> </w:t>
@@ -2994,7 +3012,7 @@
         <w:pStyle w:val="BodyText"/>
       </w:pPr>
       <w:r>
-        <w:t xml:space="preserve">A further interpretation caveat is that current centre profiles may reflect how assets were surfaced, not only the full thematic breadth held within each centre. In particular, IFPRI’s current submission sits entirely in Exposure and ILRI’s entirely in Hazard, so targeted next-round outreach would help test whether those centre-level profiles are complete or mainly reflect the first-round submission pathway.</w:t>
+        <w:t xml:space="preserve">A further interpretation caveat is that current centre profiles may reflect how assets were surfaced, not only the full thematic breadth held within each centre. IFPRI’s first-round submission sat entirely in Exposure; their July 2026 follow-up added five adaptation-focused assets (one Adaptation Analytics, four Adaptive Capacity — provisional and unranked pending IFPRI’s combined ranking, with descriptions drafted from public records and awaiting IFPRI confirmation). ILRI’s submission remains entirely in Hazard, so targeted next-round outreach would help test whether that profile is complete or mainly reflects the first-round submission pathway — the IFPRI follow-up shows such outreach works.</w:t>
       </w:r>
     </w:p>
     <w:bookmarkEnd w:id="32"/>
@@ -3082,7 +3100,7 @@
           <w:b/>
           <w:bCs/>
         </w:rPr>
-        <w:t xml:space="preserve">50 assets (41%)</w:t>
+        <w:t xml:space="preserve">51 assets (40%)</w:t>
       </w:r>
       <w:r>
         <w:t xml:space="preserve"> </w:t>
@@ -3098,7 +3116,7 @@
           <w:b/>
           <w:bCs/>
         </w:rPr>
-        <w:t xml:space="preserve">29 (24%)</w:t>
+        <w:t xml:space="preserve">29 (23%)</w:t>
       </w:r>
       <w:r>
         <w:t xml:space="preserve"> </w:t>
@@ -3114,7 +3132,7 @@
           <w:b/>
           <w:bCs/>
         </w:rPr>
-        <w:t xml:space="preserve">29 (24%)</w:t>
+        <w:t xml:space="preserve">33 (26%)</w:t>
       </w:r>
       <w:r>
         <w:t xml:space="preserve"> </w:t>
@@ -3203,7 +3221,7 @@
         <w:pStyle w:val="BodyText"/>
       </w:pPr>
       <w:r>
-        <w:t xml:space="preserve">Africa (58 assets) and Global (46 assets) together represent 85% of portfolio. Asia and South/Southeast Asia (10 assets) is driven primarily by IRRI. Latin America &amp; Caribbean (4 assets) is represented by Alliance and CIP submissions.</w:t>
+        <w:t xml:space="preserve">Africa (60 assets) and Global (47 assets) together represent 84% of portfolio. Asia and South/Southeast Asia (12 assets) is driven primarily by IRRI. Latin America &amp; Caribbean (4 assets) is represented by Alliance and CIP submissions.</w:t>
       </w:r>
     </w:p>
     <w:p>
@@ -3233,7 +3251,7 @@
         <w:pStyle w:val="FirstParagraph"/>
       </w:pPr>
       <w:r>
-        <w:t xml:space="preserve">Of 123 catalogued assets,</w:t>
+        <w:t xml:space="preserve">Of 128 catalogued assets,</w:t>
       </w:r>
       <w:r>
         <w:t xml:space="preserve"> </w:t>
@@ -3243,7 +3261,7 @@
           <w:b/>
           <w:bCs/>
         </w:rPr>
-        <w:t xml:space="preserve">106 (86%)</w:t>
+        <w:t xml:space="preserve">106 (83%)</w:t>
       </w:r>
       <w:r>
         <w:t xml:space="preserve"> </w:t>
@@ -3259,7 +3277,7 @@
           <w:b/>
           <w:bCs/>
         </w:rPr>
-        <w:t xml:space="preserve">53 (43%)</w:t>
+        <w:t xml:space="preserve">53 (41%)</w:t>
       </w:r>
       <w:r>
         <w:t xml:space="preserve"> </w:t>
@@ -3387,7 +3405,7 @@
           <w:b/>
           <w:bCs/>
         </w:rPr>
-        <w:t xml:space="preserve">123 of 123</w:t>
+        <w:t xml:space="preserve">124 of 128</w:t>
       </w:r>
       <w:r>
         <w:t xml:space="preserve"> </w:t>
@@ -3815,13 +3833,10 @@
           <w:b/>
           <w:bCs/>
         </w:rPr>
-        <w:t xml:space="preserve">Adaptive Capacity is empty across every region</w:t>
-      </w:r>
-      <w:r>
-        <w:t xml:space="preserve"> </w:t>
-      </w:r>
-      <w:r>
-        <w:t xml:space="preserve">while</w:t>
+        <w:t xml:space="preserve">Adaptive Capacity — empty across every region in the first round — holds only 4 provisional IFPRI additions</w:t>
+      </w:r>
+      <w:r>
+        <w:t xml:space="preserve">, while</w:t>
       </w:r>
       <w:r>
         <w:t xml:space="preserve"> </w:t>
@@ -3919,63 +3934,10 @@
           <w:b/>
           <w:bCs/>
         </w:rPr>
-        <w:t xml:space="preserve">21 are empty</w:t>
+        <w:t xml:space="preserve">19 are empty</w:t>
       </w:r>
       <w:r>
         <w:t xml:space="preserve">.</w:t>
-      </w:r>
-    </w:p>
-    <w:p>
-      <w:pPr>
-        <w:pStyle w:val="BodyText"/>
-      </w:pPr>
-      <w:r>
-        <w:t xml:space="preserve">The clearest thematic gap is</w:t>
-      </w:r>
-      <w:r>
-        <w:t xml:space="preserve"> </w:t>
-      </w:r>
-      <w:r>
-        <w:rPr>
-          <w:b/>
-          <w:bCs/>
-        </w:rPr>
-        <w:t xml:space="preserve">Adaptive Capacity</w:t>
-      </w:r>
-      <w:r>
-        <w:t xml:space="preserve">, with no catalogued assets in any region.</w:t>
-      </w:r>
-      <w:r>
-        <w:t xml:space="preserve"> </w:t>
-      </w:r>
-      <w:r>
-        <w:rPr>
-          <w:b/>
-          <w:bCs/>
-        </w:rPr>
-        <w:t xml:space="preserve">Latin America &amp; Caribbean</w:t>
-      </w:r>
-      <w:r>
-        <w:t xml:space="preserve"> </w:t>
-      </w:r>
-      <w:r>
-        <w:t xml:space="preserve">and</w:t>
-      </w:r>
-      <w:r>
-        <w:t xml:space="preserve"> </w:t>
-      </w:r>
-      <w:r>
-        <w:rPr>
-          <w:b/>
-          <w:bCs/>
-        </w:rPr>
-        <w:t xml:space="preserve">Multi-regional</w:t>
-      </w:r>
-      <w:r>
-        <w:t xml:space="preserve"> </w:t>
-      </w:r>
-      <w:r>
-        <w:t xml:space="preserve">are the thinnest geographies across nearly every domain.</w:t>
       </w:r>
     </w:p>
     <w:bookmarkEnd w:id="48"/>
@@ -3997,7 +3959,7 @@
           <w:b/>
           <w:bCs/>
         </w:rPr>
-        <w:t xml:space="preserve">2 domain(s)</w:t>
+        <w:t xml:space="preserve">3 domain(s)</w:t>
       </w:r>
       <w:r>
         <w:t xml:space="preserve"> </w:t>
@@ -4063,6 +4025,30 @@
             </w:pPr>
             <w:r>
               <w:t xml:space="preserve">IRRI</w:t>
+            </w:r>
+          </w:p>
+        </w:tc>
+      </w:tr>
+      <w:tr>
+        <w:tc>
+          <w:tcPr/>
+          <w:p>
+            <w:pPr>
+              <w:pStyle w:val="Compact"/>
+            </w:pPr>
+            <w:r>
+              <w:t xml:space="preserve">Adaptive Capacity</w:t>
+            </w:r>
+          </w:p>
+        </w:tc>
+        <w:tc>
+          <w:tcPr/>
+          <w:p>
+            <w:pPr>
+              <w:pStyle w:val="Compact"/>
+            </w:pPr>
+            <w:r>
+              <w:t xml:space="preserve">IFPRI</w:t>
             </w:r>
           </w:p>
         </w:tc>
@@ -4671,7 +4657,7 @@
               <w:pStyle w:val="Compact"/>
             </w:pPr>
             <w:r>
-              <w:t xml:space="preserve">10</w:t>
+              <w:t xml:space="preserve">15</w:t>
             </w:r>
           </w:p>
         </w:tc>
@@ -4693,7 +4679,7 @@
               <w:pStyle w:val="Compact"/>
             </w:pPr>
             <w:r>
-              <w:t xml:space="preserve">1</w:t>
+              <w:t xml:space="preserve">3</w:t>
             </w:r>
           </w:p>
         </w:tc>
@@ -8401,7 +8387,7 @@
           <w:b/>
           <w:bCs/>
         </w:rPr>
-        <w:t xml:space="preserve">68 assets</w:t>
+        <w:t xml:space="preserve">70 assets</w:t>
       </w:r>
       <w:r>
         <w:t xml:space="preserve"> </w:t>
@@ -8433,7 +8419,7 @@
           <w:b/>
           <w:bCs/>
         </w:rPr>
-        <w:t xml:space="preserve">12</w:t>
+        <w:t xml:space="preserve">15</w:t>
       </w:r>
       <w:r>
         <w:t xml:space="preserve"> </w:t>
@@ -8447,7 +8433,7 @@
         <w:pStyle w:val="BodyText"/>
       </w:pPr>
       <w:r>
-        <w:t xml:space="preserve">Of the 123 assets,</w:t>
+        <w:t xml:space="preserve">Of the 128 assets,</w:t>
       </w:r>
       <w:r>
         <w:t xml:space="preserve"> </w:t>
@@ -8457,7 +8443,7 @@
           <w:b/>
           <w:bCs/>
         </w:rPr>
-        <w:t xml:space="preserve">80</w:t>
+        <w:t xml:space="preserve">85</w:t>
       </w:r>
       <w:r>
         <w:t xml:space="preserve"> </w:t>
@@ -12735,7 +12721,7 @@
           <w:i/>
           <w:iCs/>
         </w:rPr>
-        <w:t xml:space="preserve">Only 19 of 123 assets recorded their climate inputs; enforcing this field next cycle would complete the dependency picture.</w:t>
+        <w:t xml:space="preserve">Only 19 of 128 assets recorded their climate inputs; enforcing this field next cycle would complete the dependency picture.</w:t>
       </w:r>
     </w:p>
     <w:p>
@@ -12937,7 +12923,7 @@
         <w:t xml:space="preserve"> </w:t>
       </w:r>
       <w:r>
-        <w:t xml:space="preserve">is essentially absent (0 assets) — the portfolio is strong on hazard and adaptation analytics but weak on the social and institutional capacity to respond, a recognised blind spot for climate targeting.</w:t>
+        <w:t xml:space="preserve">remains the thinnest domain (4 assets, all provisional IFPRI follow-up additions pending final ranking) — the portfolio is strong on hazard and adaptation analytics but weak on the social and institutional capacity to respond, a recognised blind spot for climate targeting.</w:t>
       </w:r>
       <w:r>
         <w:t xml:space="preserve"> </w:t>
@@ -12979,7 +12965,7 @@
           <w:b/>
           <w:bCs/>
         </w:rPr>
-        <w:t xml:space="preserve">2 domain(s)</w:t>
+        <w:t xml:space="preserve">3 domain(s)</w:t>
       </w:r>
       <w:r>
         <w:t xml:space="preserve"> </w:t>
@@ -13042,7 +13028,7 @@
           <w:b/>
           <w:bCs/>
         </w:rPr>
-        <w:t xml:space="preserve">19 of 123</w:t>
+        <w:t xml:space="preserve">19 of 128</w:t>
       </w:r>
       <w:r>
         <w:t xml:space="preserve"> </w:t>
@@ -13219,7 +13205,7 @@
           <w:b/>
           <w:bCs/>
         </w:rPr>
-        <w:t xml:space="preserve">68 assets</w:t>
+        <w:t xml:space="preserve">70 assets</w:t>
       </w:r>
       <w:r>
         <w:t xml:space="preserve"> </w:t>
@@ -13380,7 +13366,7 @@
         <w:t xml:space="preserve"> </w:t>
       </w:r>
       <w:r>
-        <w:t xml:space="preserve">— use the Q2 workshop and other CGIAR channels to identify strong but currently under-represented assets in missing domains or geographies, especially adaptive-capacity assets and gaps in Latin America and Asia. A next round of outreach with ILRI and IFPRI could also usefully broaden thematic coverage, helping ensure that the current submissions are complemented by a wider range of climate-relevant assets from across each centre.</w:t>
+        <w:t xml:space="preserve">— use the Q2 workshop and other CGIAR channels to identify strong but currently under-represented assets in missing domains or geographies, especially adaptive-capacity assets and gaps in Latin America and Asia. This is already producing results: IFPRI’s July 2026 follow-up added five adaptation-focused assets (provisional, unranked pending their combined ranking). A similar round with ILRI could usefully broaden thematic coverage, helping ensure that the current submissions are complemented by a wider range of climate-relevant assets from across each centre.</w:t>
       </w:r>
     </w:p>
     <w:p>
@@ -13956,6 +13942,57 @@
       </w:pPr>
       <w:r>
         <w:t xml:space="preserve">This report is generated programmatically: every figure, table, and statistic is computed from the normalised data, with no hand-typed numbers. The data and the code that produces this document are version-controlled and open.</w:t>
+      </w:r>
+    </w:p>
+    <w:p>
+      <w:pPr>
+        <w:pStyle w:val="BodyText"/>
+      </w:pPr>
+      <w:r>
+        <w:rPr>
+          <w:b/>
+          <w:bCs/>
+        </w:rPr>
+        <w:t xml:space="preserve">AI-assisted records.</w:t>
+      </w:r>
+      <w:r>
+        <w:t xml:space="preserve"> </w:t>
+      </w:r>
+      <w:r>
+        <w:t xml:space="preserve">The five IFPRI assets added in the July 2026 follow-up carry descriptions drafted with AI assistance from their Harvard Dataverse records and related publications; each is marked</w:t>
+      </w:r>
+      <w:r>
+        <w:t xml:space="preserve"> </w:t>
+      </w:r>
+      <w:r>
+        <w:rPr>
+          <w:i/>
+          <w:iCs/>
+        </w:rPr>
+        <w:t xml:space="preserve">[AI-drafted from the Harvard Dataverse record and related publications - pending IFPRI review]</w:t>
+      </w:r>
+      <w:r>
+        <w:t xml:space="preserve"> </w:t>
+      </w:r>
+      <w:r>
+        <w:t xml:space="preserve">in the asset record (visible in</w:t>
+      </w:r>
+      <w:r>
+        <w:t xml:space="preserve"> </w:t>
+      </w:r>
+      <w:hyperlink w:anchor="annex-a">
+        <w:r>
+          <w:rPr>
+            <w:rStyle w:val="Hyperlink"/>
+          </w:rPr>
+          <w:t xml:space="preserve">Annex A</w:t>
+        </w:r>
+      </w:hyperlink>
+      <w:r>
+        <w:t xml:space="preserve"> </w:t>
+      </w:r>
+      <w:r>
+        <w:t xml:space="preserve">and the dashboard) until IFPRI confirms the wording. Their use and importance fields were left blank deliberately for IFPRI to complete, and the assets are unranked pending IFPRI’s combined ranking.</w:t>
       </w:r>
     </w:p>
     <w:p>
@@ -15492,7 +15529,7 @@
           <w:i/>
           <w:iCs/>
         </w:rPr>
-        <w:t xml:space="preserve">All 123 catalogued assets, sortable and filterable in the HTML edition. Use the search box to find a centre, domain, or asset.</w:t>
+        <w:t xml:space="preserve">All 128 catalogued assets, sortable and filterable in the HTML edition. Use the search box to find a centre, domain, or asset.</w:t>
       </w:r>
     </w:p>
     <w:p>
@@ -15694,7 +15731,7 @@
               <w:pStyle w:val="Compact"/>
             </w:pPr>
             <w:r>
-              <w:t xml:space="preserve">97</w:t>
+              <w:t xml:space="preserve">97.0</w:t>
             </w:r>
           </w:p>
         </w:tc>
@@ -15808,7 +15845,7 @@
               <w:pStyle w:val="Compact"/>
             </w:pPr>
             <w:r>
-              <w:t xml:space="preserve">95</w:t>
+              <w:t xml:space="preserve">95.0</w:t>
             </w:r>
           </w:p>
         </w:tc>
@@ -15916,7 +15953,7 @@
               <w:pStyle w:val="Compact"/>
             </w:pPr>
             <w:r>
-              <w:t xml:space="preserve">93</w:t>
+              <w:t xml:space="preserve">93.0</w:t>
             </w:r>
           </w:p>
         </w:tc>
@@ -16018,7 +16055,7 @@
               <w:pStyle w:val="Compact"/>
             </w:pPr>
             <w:r>
-              <w:t xml:space="preserve">93</w:t>
+              <w:t xml:space="preserve">93.0</w:t>
             </w:r>
           </w:p>
         </w:tc>
@@ -16126,7 +16163,7 @@
               <w:pStyle w:val="Compact"/>
             </w:pPr>
             <w:r>
-              <w:t xml:space="preserve">92</w:t>
+              <w:t xml:space="preserve">92.0</w:t>
             </w:r>
           </w:p>
         </w:tc>
@@ -16252,7 +16289,7 @@
               <w:pStyle w:val="Compact"/>
             </w:pPr>
             <w:r>
-              <w:t xml:space="preserve">90</w:t>
+              <w:t xml:space="preserve">90.0</w:t>
             </w:r>
           </w:p>
         </w:tc>
@@ -16354,7 +16391,7 @@
               <w:pStyle w:val="Compact"/>
             </w:pPr>
             <w:r>
-              <w:t xml:space="preserve">89</w:t>
+              <w:t xml:space="preserve">89.0</w:t>
             </w:r>
           </w:p>
         </w:tc>
@@ -16450,7 +16487,7 @@
               <w:pStyle w:val="Compact"/>
             </w:pPr>
             <w:r>
-              <w:t xml:space="preserve">89</w:t>
+              <w:t xml:space="preserve">89.0</w:t>
             </w:r>
           </w:p>
         </w:tc>
@@ -16558,7 +16595,7 @@
               <w:pStyle w:val="Compact"/>
             </w:pPr>
             <w:r>
-              <w:t xml:space="preserve">88</w:t>
+              <w:t xml:space="preserve">88.0</w:t>
             </w:r>
           </w:p>
         </w:tc>
@@ -16672,7 +16709,7 @@
               <w:pStyle w:val="Compact"/>
             </w:pPr>
             <w:r>
-              <w:t xml:space="preserve">88</w:t>
+              <w:t xml:space="preserve">88.0</w:t>
             </w:r>
           </w:p>
         </w:tc>
@@ -16792,7 +16829,7 @@
               <w:pStyle w:val="Compact"/>
             </w:pPr>
             <w:r>
-              <w:t xml:space="preserve">88</w:t>
+              <w:t xml:space="preserve">88.0</w:t>
             </w:r>
           </w:p>
         </w:tc>
@@ -16888,7 +16925,7 @@
               <w:pStyle w:val="Compact"/>
             </w:pPr>
             <w:r>
-              <w:t xml:space="preserve">87</w:t>
+              <w:t xml:space="preserve">87.0</w:t>
             </w:r>
           </w:p>
         </w:tc>
@@ -17002,7 +17039,7 @@
               <w:pStyle w:val="Compact"/>
             </w:pPr>
             <w:r>
-              <w:t xml:space="preserve">86</w:t>
+              <w:t xml:space="preserve">86.0</w:t>
             </w:r>
           </w:p>
         </w:tc>
@@ -17116,7 +17153,7 @@
               <w:pStyle w:val="Compact"/>
             </w:pPr>
             <w:r>
-              <w:t xml:space="preserve">86</w:t>
+              <w:t xml:space="preserve">86.0</w:t>
             </w:r>
           </w:p>
         </w:tc>
@@ -17224,7 +17261,7 @@
               <w:pStyle w:val="Compact"/>
             </w:pPr>
             <w:r>
-              <w:t xml:space="preserve">86</w:t>
+              <w:t xml:space="preserve">86.0</w:t>
             </w:r>
           </w:p>
         </w:tc>
@@ -17320,7 +17357,7 @@
               <w:pStyle w:val="Compact"/>
             </w:pPr>
             <w:r>
-              <w:t xml:space="preserve">86</w:t>
+              <w:t xml:space="preserve">86.0</w:t>
             </w:r>
           </w:p>
         </w:tc>
@@ -17440,7 +17477,7 @@
               <w:pStyle w:val="Compact"/>
             </w:pPr>
             <w:r>
-              <w:t xml:space="preserve">85</w:t>
+              <w:t xml:space="preserve">85.0</w:t>
             </w:r>
           </w:p>
         </w:tc>
@@ -17548,7 +17585,7 @@
               <w:pStyle w:val="Compact"/>
             </w:pPr>
             <w:r>
-              <w:t xml:space="preserve">85</w:t>
+              <w:t xml:space="preserve">85.0</w:t>
             </w:r>
           </w:p>
         </w:tc>
@@ -17644,7 +17681,7 @@
               <w:pStyle w:val="Compact"/>
             </w:pPr>
             <w:r>
-              <w:t xml:space="preserve">85</w:t>
+              <w:t xml:space="preserve">85.0</w:t>
             </w:r>
           </w:p>
         </w:tc>
@@ -17734,7 +17771,7 @@
               <w:pStyle w:val="Compact"/>
             </w:pPr>
             <w:r>
-              <w:t xml:space="preserve">85</w:t>
+              <w:t xml:space="preserve">85.0</w:t>
             </w:r>
           </w:p>
         </w:tc>
@@ -17836,7 +17873,7 @@
               <w:pStyle w:val="Compact"/>
             </w:pPr>
             <w:r>
-              <w:t xml:space="preserve">85</w:t>
+              <w:t xml:space="preserve">85.0</w:t>
             </w:r>
           </w:p>
         </w:tc>
@@ -17932,7 +17969,7 @@
               <w:pStyle w:val="Compact"/>
             </w:pPr>
             <w:r>
-              <w:t xml:space="preserve">85</w:t>
+              <w:t xml:space="preserve">85.0</w:t>
             </w:r>
           </w:p>
         </w:tc>
@@ -18034,7 +18071,7 @@
               <w:pStyle w:val="Compact"/>
             </w:pPr>
             <w:r>
-              <w:t xml:space="preserve">85</w:t>
+              <w:t xml:space="preserve">85.0</w:t>
             </w:r>
           </w:p>
         </w:tc>
@@ -18130,7 +18167,7 @@
               <w:pStyle w:val="Compact"/>
             </w:pPr>
             <w:r>
-              <w:t xml:space="preserve">85</w:t>
+              <w:t xml:space="preserve">85.0</w:t>
             </w:r>
           </w:p>
         </w:tc>
@@ -18238,7 +18275,7 @@
               <w:pStyle w:val="Compact"/>
             </w:pPr>
             <w:r>
-              <w:t xml:space="preserve">84</w:t>
+              <w:t xml:space="preserve">84.0</w:t>
             </w:r>
           </w:p>
         </w:tc>
@@ -18352,7 +18389,7 @@
               <w:pStyle w:val="Compact"/>
             </w:pPr>
             <w:r>
-              <w:t xml:space="preserve">84</w:t>
+              <w:t xml:space="preserve">84.0</w:t>
             </w:r>
           </w:p>
         </w:tc>
@@ -18466,7 +18503,7 @@
               <w:pStyle w:val="Compact"/>
             </w:pPr>
             <w:r>
-              <w:t xml:space="preserve">84</w:t>
+              <w:t xml:space="preserve">84.0</w:t>
             </w:r>
           </w:p>
         </w:tc>
@@ -18592,7 +18629,7 @@
               <w:pStyle w:val="Compact"/>
             </w:pPr>
             <w:r>
-              <w:t xml:space="preserve">84</w:t>
+              <w:t xml:space="preserve">84.0</w:t>
             </w:r>
           </w:p>
         </w:tc>
@@ -18700,7 +18737,7 @@
               <w:pStyle w:val="Compact"/>
             </w:pPr>
             <w:r>
-              <w:t xml:space="preserve">84</w:t>
+              <w:t xml:space="preserve">84.0</w:t>
             </w:r>
           </w:p>
         </w:tc>
@@ -18808,7 +18845,7 @@
               <w:pStyle w:val="Compact"/>
             </w:pPr>
             <w:r>
-              <w:t xml:space="preserve">83</w:t>
+              <w:t xml:space="preserve">83.0</w:t>
             </w:r>
           </w:p>
         </w:tc>
@@ -18916,7 +18953,7 @@
               <w:pStyle w:val="Compact"/>
             </w:pPr>
             <w:r>
-              <w:t xml:space="preserve">83</w:t>
+              <w:t xml:space="preserve">83.0</w:t>
             </w:r>
           </w:p>
         </w:tc>
@@ -19030,7 +19067,7 @@
               <w:pStyle w:val="Compact"/>
             </w:pPr>
             <w:r>
-              <w:t xml:space="preserve">83</w:t>
+              <w:t xml:space="preserve">83.0</w:t>
             </w:r>
           </w:p>
         </w:tc>
@@ -19144,7 +19181,7 @@
               <w:pStyle w:val="Compact"/>
             </w:pPr>
             <w:r>
-              <w:t xml:space="preserve">83</w:t>
+              <w:t xml:space="preserve">83.0</w:t>
             </w:r>
           </w:p>
         </w:tc>
@@ -19252,7 +19289,7 @@
               <w:pStyle w:val="Compact"/>
             </w:pPr>
             <w:r>
-              <w:t xml:space="preserve">83</w:t>
+              <w:t xml:space="preserve">83.0</w:t>
             </w:r>
           </w:p>
         </w:tc>
@@ -19366,7 +19403,7 @@
               <w:pStyle w:val="Compact"/>
             </w:pPr>
             <w:r>
-              <w:t xml:space="preserve">83</w:t>
+              <w:t xml:space="preserve">83.0</w:t>
             </w:r>
           </w:p>
         </w:tc>
@@ -19474,7 +19511,7 @@
               <w:pStyle w:val="Compact"/>
             </w:pPr>
             <w:r>
-              <w:t xml:space="preserve">83</w:t>
+              <w:t xml:space="preserve">83.0</w:t>
             </w:r>
           </w:p>
         </w:tc>
@@ -19576,7 +19613,7 @@
               <w:pStyle w:val="Compact"/>
             </w:pPr>
             <w:r>
-              <w:t xml:space="preserve">82</w:t>
+              <w:t xml:space="preserve">82.0</w:t>
             </w:r>
           </w:p>
         </w:tc>
@@ -19708,7 +19745,7 @@
               <w:pStyle w:val="Compact"/>
             </w:pPr>
             <w:r>
-              <w:t xml:space="preserve">82</w:t>
+              <w:t xml:space="preserve">82.0</w:t>
             </w:r>
           </w:p>
         </w:tc>
@@ -19816,7 +19853,7 @@
               <w:pStyle w:val="Compact"/>
             </w:pPr>
             <w:r>
-              <w:t xml:space="preserve">82</w:t>
+              <w:t xml:space="preserve">82.0</w:t>
             </w:r>
           </w:p>
         </w:tc>
@@ -19930,7 +19967,7 @@
               <w:pStyle w:val="Compact"/>
             </w:pPr>
             <w:r>
-              <w:t xml:space="preserve">81</w:t>
+              <w:t xml:space="preserve">81.0</w:t>
             </w:r>
           </w:p>
         </w:tc>
@@ -20038,7 +20075,7 @@
               <w:pStyle w:val="Compact"/>
             </w:pPr>
             <w:r>
-              <w:t xml:space="preserve">80</w:t>
+              <w:t xml:space="preserve">80.0</w:t>
             </w:r>
           </w:p>
         </w:tc>
@@ -20146,7 +20183,7 @@
               <w:pStyle w:val="Compact"/>
             </w:pPr>
             <w:r>
-              <w:t xml:space="preserve">80</w:t>
+              <w:t xml:space="preserve">80.0</w:t>
             </w:r>
           </w:p>
         </w:tc>
@@ -20260,7 +20297,7 @@
               <w:pStyle w:val="Compact"/>
             </w:pPr>
             <w:r>
-              <w:t xml:space="preserve">80</w:t>
+              <w:t xml:space="preserve">80.0</w:t>
             </w:r>
           </w:p>
         </w:tc>
@@ -20362,7 +20399,7 @@
               <w:pStyle w:val="Compact"/>
             </w:pPr>
             <w:r>
-              <w:t xml:space="preserve">79</w:t>
+              <w:t xml:space="preserve">79.0</w:t>
             </w:r>
           </w:p>
         </w:tc>
@@ -20470,7 +20507,7 @@
               <w:pStyle w:val="Compact"/>
             </w:pPr>
             <w:r>
-              <w:t xml:space="preserve">78</w:t>
+              <w:t xml:space="preserve">78.0</w:t>
             </w:r>
           </w:p>
         </w:tc>
@@ -20596,7 +20633,7 @@
               <w:pStyle w:val="Compact"/>
             </w:pPr>
             <w:r>
-              <w:t xml:space="preserve">78</w:t>
+              <w:t xml:space="preserve">78.0</w:t>
             </w:r>
           </w:p>
         </w:tc>
@@ -20704,7 +20741,7 @@
               <w:pStyle w:val="Compact"/>
             </w:pPr>
             <w:r>
-              <w:t xml:space="preserve">78</w:t>
+              <w:t xml:space="preserve">78.0</w:t>
             </w:r>
           </w:p>
         </w:tc>
@@ -20818,7 +20855,7 @@
               <w:pStyle w:val="Compact"/>
             </w:pPr>
             <w:r>
-              <w:t xml:space="preserve">78</w:t>
+              <w:t xml:space="preserve">78.0</w:t>
             </w:r>
           </w:p>
         </w:tc>
@@ -20920,7 +20957,7 @@
               <w:pStyle w:val="Compact"/>
             </w:pPr>
             <w:r>
-              <w:t xml:space="preserve">78</w:t>
+              <w:t xml:space="preserve">78.0</w:t>
             </w:r>
           </w:p>
         </w:tc>
@@ -21022,7 +21059,7 @@
               <w:pStyle w:val="Compact"/>
             </w:pPr>
             <w:r>
-              <w:t xml:space="preserve">78</w:t>
+              <w:t xml:space="preserve">78.0</w:t>
             </w:r>
           </w:p>
         </w:tc>
@@ -21118,7 +21155,7 @@
               <w:pStyle w:val="Compact"/>
             </w:pPr>
             <w:r>
-              <w:t xml:space="preserve">76</w:t>
+              <w:t xml:space="preserve">76.0</w:t>
             </w:r>
           </w:p>
         </w:tc>
@@ -21238,7 +21275,7 @@
               <w:pStyle w:val="Compact"/>
             </w:pPr>
             <w:r>
-              <w:t xml:space="preserve">76</w:t>
+              <w:t xml:space="preserve">76.0</w:t>
             </w:r>
           </w:p>
         </w:tc>
@@ -21346,7 +21383,7 @@
               <w:pStyle w:val="Compact"/>
             </w:pPr>
             <w:r>
-              <w:t xml:space="preserve">75</w:t>
+              <w:t xml:space="preserve">75.0</w:t>
             </w:r>
           </w:p>
         </w:tc>
@@ -21448,7 +21485,7 @@
               <w:pStyle w:val="Compact"/>
             </w:pPr>
             <w:r>
-              <w:t xml:space="preserve">75</w:t>
+              <w:t xml:space="preserve">75.0</w:t>
             </w:r>
           </w:p>
         </w:tc>
@@ -21550,7 +21587,7 @@
               <w:pStyle w:val="Compact"/>
             </w:pPr>
             <w:r>
-              <w:t xml:space="preserve">75</w:t>
+              <w:t xml:space="preserve">75.0</w:t>
             </w:r>
           </w:p>
         </w:tc>
@@ -21658,7 +21695,7 @@
               <w:pStyle w:val="Compact"/>
             </w:pPr>
             <w:r>
-              <w:t xml:space="preserve">75</w:t>
+              <w:t xml:space="preserve">75.0</w:t>
             </w:r>
           </w:p>
         </w:tc>
@@ -21760,7 +21797,7 @@
               <w:pStyle w:val="Compact"/>
             </w:pPr>
             <w:r>
-              <w:t xml:space="preserve">74</w:t>
+              <w:t xml:space="preserve">74.0</w:t>
             </w:r>
           </w:p>
         </w:tc>
@@ -21862,7 +21899,7 @@
               <w:pStyle w:val="Compact"/>
             </w:pPr>
             <w:r>
-              <w:t xml:space="preserve">74</w:t>
+              <w:t xml:space="preserve">74.0</w:t>
             </w:r>
           </w:p>
         </w:tc>
@@ -21988,7 +22025,7 @@
               <w:pStyle w:val="Compact"/>
             </w:pPr>
             <w:r>
-              <w:t xml:space="preserve">74</w:t>
+              <w:t xml:space="preserve">74.0</w:t>
             </w:r>
           </w:p>
         </w:tc>
@@ -22090,7 +22127,7 @@
               <w:pStyle w:val="Compact"/>
             </w:pPr>
             <w:r>
-              <w:t xml:space="preserve">74</w:t>
+              <w:t xml:space="preserve">74.0</w:t>
             </w:r>
           </w:p>
         </w:tc>
@@ -22192,7 +22229,7 @@
               <w:pStyle w:val="Compact"/>
             </w:pPr>
             <w:r>
-              <w:t xml:space="preserve">74</w:t>
+              <w:t xml:space="preserve">74.0</w:t>
             </w:r>
           </w:p>
         </w:tc>
@@ -22300,7 +22337,7 @@
               <w:pStyle w:val="Compact"/>
             </w:pPr>
             <w:r>
-              <w:t xml:space="preserve">74</w:t>
+              <w:t xml:space="preserve">74.0</w:t>
             </w:r>
           </w:p>
         </w:tc>
@@ -22408,7 +22445,7 @@
               <w:pStyle w:val="Compact"/>
             </w:pPr>
             <w:r>
-              <w:t xml:space="preserve">74</w:t>
+              <w:t xml:space="preserve">74.0</w:t>
             </w:r>
           </w:p>
         </w:tc>
@@ -22504,7 +22541,7 @@
               <w:pStyle w:val="Compact"/>
             </w:pPr>
             <w:r>
-              <w:t xml:space="preserve">74</w:t>
+              <w:t xml:space="preserve">74.0</w:t>
             </w:r>
           </w:p>
         </w:tc>
@@ -22624,7 +22661,7 @@
               <w:pStyle w:val="Compact"/>
             </w:pPr>
             <w:r>
-              <w:t xml:space="preserve">73</w:t>
+              <w:t xml:space="preserve">73.0</w:t>
             </w:r>
           </w:p>
         </w:tc>
@@ -22744,7 +22781,7 @@
               <w:pStyle w:val="Compact"/>
             </w:pPr>
             <w:r>
-              <w:t xml:space="preserve">73</w:t>
+              <w:t xml:space="preserve">73.0</w:t>
             </w:r>
           </w:p>
         </w:tc>
@@ -22870,7 +22907,7 @@
               <w:pStyle w:val="Compact"/>
             </w:pPr>
             <w:r>
-              <w:t xml:space="preserve">73</w:t>
+              <w:t xml:space="preserve">73.0</w:t>
             </w:r>
           </w:p>
         </w:tc>
@@ -22978,7 +23015,7 @@
               <w:pStyle w:val="Compact"/>
             </w:pPr>
             <w:r>
-              <w:t xml:space="preserve">73</w:t>
+              <w:t xml:space="preserve">73.0</w:t>
             </w:r>
           </w:p>
         </w:tc>
@@ -23080,7 +23117,7 @@
               <w:pStyle w:val="Compact"/>
             </w:pPr>
             <w:r>
-              <w:t xml:space="preserve">72</w:t>
+              <w:t xml:space="preserve">72.0</w:t>
             </w:r>
           </w:p>
         </w:tc>
@@ -23200,7 +23237,7 @@
               <w:pStyle w:val="Compact"/>
             </w:pPr>
             <w:r>
-              <w:t xml:space="preserve">72</w:t>
+              <w:t xml:space="preserve">72.0</w:t>
             </w:r>
           </w:p>
         </w:tc>
@@ -23326,7 +23363,7 @@
               <w:pStyle w:val="Compact"/>
             </w:pPr>
             <w:r>
-              <w:t xml:space="preserve">71</w:t>
+              <w:t xml:space="preserve">71.0</w:t>
             </w:r>
           </w:p>
         </w:tc>
@@ -23428,7 +23465,7 @@
               <w:pStyle w:val="Compact"/>
             </w:pPr>
             <w:r>
-              <w:t xml:space="preserve">71</w:t>
+              <w:t xml:space="preserve">71.0</w:t>
             </w:r>
           </w:p>
         </w:tc>
@@ -23542,7 +23579,7 @@
               <w:pStyle w:val="Compact"/>
             </w:pPr>
             <w:r>
-              <w:t xml:space="preserve">70</w:t>
+              <w:t xml:space="preserve">70.0</w:t>
             </w:r>
           </w:p>
         </w:tc>
@@ -23650,7 +23687,7 @@
               <w:pStyle w:val="Compact"/>
             </w:pPr>
             <w:r>
-              <w:t xml:space="preserve">70</w:t>
+              <w:t xml:space="preserve">70.0</w:t>
             </w:r>
           </w:p>
         </w:tc>
@@ -23752,7 +23789,7 @@
               <w:pStyle w:val="Compact"/>
             </w:pPr>
             <w:r>
-              <w:t xml:space="preserve">70</w:t>
+              <w:t xml:space="preserve">70.0</w:t>
             </w:r>
           </w:p>
         </w:tc>
@@ -23866,7 +23903,7 @@
               <w:pStyle w:val="Compact"/>
             </w:pPr>
             <w:r>
-              <w:t xml:space="preserve">69</w:t>
+              <w:t xml:space="preserve">69.0</w:t>
             </w:r>
           </w:p>
         </w:tc>
@@ -23974,7 +24011,7 @@
               <w:pStyle w:val="Compact"/>
             </w:pPr>
             <w:r>
-              <w:t xml:space="preserve">69</w:t>
+              <w:t xml:space="preserve">69.0</w:t>
             </w:r>
           </w:p>
         </w:tc>
@@ -24076,7 +24113,7 @@
               <w:pStyle w:val="Compact"/>
             </w:pPr>
             <w:r>
-              <w:t xml:space="preserve">69</w:t>
+              <w:t xml:space="preserve">69.0</w:t>
             </w:r>
           </w:p>
         </w:tc>
@@ -24184,7 +24221,7 @@
               <w:pStyle w:val="Compact"/>
             </w:pPr>
             <w:r>
-              <w:t xml:space="preserve">69</w:t>
+              <w:t xml:space="preserve">69.0</w:t>
             </w:r>
           </w:p>
         </w:tc>
@@ -24304,7 +24341,7 @@
               <w:pStyle w:val="Compact"/>
             </w:pPr>
             <w:r>
-              <w:t xml:space="preserve">68</w:t>
+              <w:t xml:space="preserve">68.0</w:t>
             </w:r>
           </w:p>
         </w:tc>
@@ -24424,7 +24461,7 @@
               <w:pStyle w:val="Compact"/>
             </w:pPr>
             <w:r>
-              <w:t xml:space="preserve">68</w:t>
+              <w:t xml:space="preserve">68.0</w:t>
             </w:r>
           </w:p>
         </w:tc>
@@ -24550,7 +24587,7 @@
               <w:pStyle w:val="Compact"/>
             </w:pPr>
             <w:r>
-              <w:t xml:space="preserve">68</w:t>
+              <w:t xml:space="preserve">68.0</w:t>
             </w:r>
           </w:p>
         </w:tc>
@@ -24658,7 +24695,7 @@
               <w:pStyle w:val="Compact"/>
             </w:pPr>
             <w:r>
-              <w:t xml:space="preserve">68</w:t>
+              <w:t xml:space="preserve">68.0</w:t>
             </w:r>
           </w:p>
         </w:tc>
@@ -24784,7 +24821,7 @@
               <w:pStyle w:val="Compact"/>
             </w:pPr>
             <w:r>
-              <w:t xml:space="preserve">67</w:t>
+              <w:t xml:space="preserve">67.0</w:t>
             </w:r>
           </w:p>
         </w:tc>
@@ -24904,7 +24941,7 @@
               <w:pStyle w:val="Compact"/>
             </w:pPr>
             <w:r>
-              <w:t xml:space="preserve">67</w:t>
+              <w:t xml:space="preserve">67.0</w:t>
             </w:r>
           </w:p>
         </w:tc>
@@ -25012,7 +25049,7 @@
               <w:pStyle w:val="Compact"/>
             </w:pPr>
             <w:r>
-              <w:t xml:space="preserve">67</w:t>
+              <w:t xml:space="preserve">67.0</w:t>
             </w:r>
           </w:p>
         </w:tc>
@@ -25120,7 +25157,7 @@
               <w:pStyle w:val="Compact"/>
             </w:pPr>
             <w:r>
-              <w:t xml:space="preserve">67</w:t>
+              <w:t xml:space="preserve">67.0</w:t>
             </w:r>
           </w:p>
         </w:tc>
@@ -25216,7 +25253,7 @@
               <w:pStyle w:val="Compact"/>
             </w:pPr>
             <w:r>
-              <w:t xml:space="preserve">67</w:t>
+              <w:t xml:space="preserve">67.0</w:t>
             </w:r>
           </w:p>
         </w:tc>
@@ -25330,7 +25367,7 @@
               <w:pStyle w:val="Compact"/>
             </w:pPr>
             <w:r>
-              <w:t xml:space="preserve">66</w:t>
+              <w:t xml:space="preserve">66.0</w:t>
             </w:r>
           </w:p>
         </w:tc>
@@ -25450,7 +25487,7 @@
               <w:pStyle w:val="Compact"/>
             </w:pPr>
             <w:r>
-              <w:t xml:space="preserve">66</w:t>
+              <w:t xml:space="preserve">66.0</w:t>
             </w:r>
           </w:p>
         </w:tc>
@@ -25570,7 +25607,7 @@
               <w:pStyle w:val="Compact"/>
             </w:pPr>
             <w:r>
-              <w:t xml:space="preserve">66</w:t>
+              <w:t xml:space="preserve">66.0</w:t>
             </w:r>
           </w:p>
         </w:tc>
@@ -25666,7 +25703,7 @@
               <w:pStyle w:val="Compact"/>
             </w:pPr>
             <w:r>
-              <w:t xml:space="preserve">66</w:t>
+              <w:t xml:space="preserve">66.0</w:t>
             </w:r>
           </w:p>
         </w:tc>
@@ -25774,7 +25811,7 @@
               <w:pStyle w:val="Compact"/>
             </w:pPr>
             <w:r>
-              <w:t xml:space="preserve">65</w:t>
+              <w:t xml:space="preserve">65.0</w:t>
             </w:r>
           </w:p>
         </w:tc>
@@ -25906,7 +25943,7 @@
               <w:pStyle w:val="Compact"/>
             </w:pPr>
             <w:r>
-              <w:t xml:space="preserve">65</w:t>
+              <w:t xml:space="preserve">65.0</w:t>
             </w:r>
           </w:p>
         </w:tc>
@@ -26020,7 +26057,7 @@
               <w:pStyle w:val="Compact"/>
             </w:pPr>
             <w:r>
-              <w:t xml:space="preserve">65</w:t>
+              <w:t xml:space="preserve">65.0</w:t>
             </w:r>
           </w:p>
         </w:tc>
@@ -26122,7 +26159,7 @@
               <w:pStyle w:val="Compact"/>
             </w:pPr>
             <w:r>
-              <w:t xml:space="preserve">65</w:t>
+              <w:t xml:space="preserve">65.0</w:t>
             </w:r>
           </w:p>
         </w:tc>
@@ -26230,7 +26267,7 @@
               <w:pStyle w:val="Compact"/>
             </w:pPr>
             <w:r>
-              <w:t xml:space="preserve">65</w:t>
+              <w:t xml:space="preserve">65.0</w:t>
             </w:r>
           </w:p>
         </w:tc>
@@ -26338,7 +26375,7 @@
               <w:pStyle w:val="Compact"/>
             </w:pPr>
             <w:r>
-              <w:t xml:space="preserve">65</w:t>
+              <w:t xml:space="preserve">65.0</w:t>
             </w:r>
           </w:p>
         </w:tc>
@@ -26458,7 +26495,7 @@
               <w:pStyle w:val="Compact"/>
             </w:pPr>
             <w:r>
-              <w:t xml:space="preserve">64</w:t>
+              <w:t xml:space="preserve">64.0</w:t>
             </w:r>
           </w:p>
         </w:tc>
@@ -26578,7 +26615,7 @@
               <w:pStyle w:val="Compact"/>
             </w:pPr>
             <w:r>
-              <w:t xml:space="preserve">64</w:t>
+              <w:t xml:space="preserve">64.0</w:t>
             </w:r>
           </w:p>
         </w:tc>
@@ -26692,7 +26729,7 @@
               <w:pStyle w:val="Compact"/>
             </w:pPr>
             <w:r>
-              <w:t xml:space="preserve">64</w:t>
+              <w:t xml:space="preserve">64.0</w:t>
             </w:r>
           </w:p>
         </w:tc>
@@ -26800,7 +26837,7 @@
               <w:pStyle w:val="Compact"/>
             </w:pPr>
             <w:r>
-              <w:t xml:space="preserve">64</w:t>
+              <w:t xml:space="preserve">64.0</w:t>
             </w:r>
           </w:p>
         </w:tc>
@@ -26902,7 +26939,7 @@
               <w:pStyle w:val="Compact"/>
             </w:pPr>
             <w:r>
-              <w:t xml:space="preserve">64</w:t>
+              <w:t xml:space="preserve">64.0</w:t>
             </w:r>
           </w:p>
         </w:tc>
@@ -26998,7 +27035,7 @@
               <w:pStyle w:val="Compact"/>
             </w:pPr>
             <w:r>
-              <w:t xml:space="preserve">62</w:t>
+              <w:t xml:space="preserve">62.0</w:t>
             </w:r>
           </w:p>
         </w:tc>
@@ -27100,7 +27137,7 @@
               <w:pStyle w:val="Compact"/>
             </w:pPr>
             <w:r>
-              <w:t xml:space="preserve">61</w:t>
+              <w:t xml:space="preserve">61.0</w:t>
             </w:r>
           </w:p>
         </w:tc>
@@ -27220,7 +27257,7 @@
               <w:pStyle w:val="Compact"/>
             </w:pPr>
             <w:r>
-              <w:t xml:space="preserve">61</w:t>
+              <w:t xml:space="preserve">61.0</w:t>
             </w:r>
           </w:p>
         </w:tc>
@@ -27322,7 +27359,7 @@
               <w:pStyle w:val="Compact"/>
             </w:pPr>
             <w:r>
-              <w:t xml:space="preserve">61</w:t>
+              <w:t xml:space="preserve">61.0</w:t>
             </w:r>
           </w:p>
         </w:tc>
@@ -27436,7 +27473,7 @@
               <w:pStyle w:val="Compact"/>
             </w:pPr>
             <w:r>
-              <w:t xml:space="preserve">60</w:t>
+              <w:t xml:space="preserve">60.0</w:t>
             </w:r>
           </w:p>
         </w:tc>
@@ -27532,7 +27569,7 @@
               <w:pStyle w:val="Compact"/>
             </w:pPr>
             <w:r>
-              <w:t xml:space="preserve">59</w:t>
+              <w:t xml:space="preserve">59.0</w:t>
             </w:r>
           </w:p>
         </w:tc>
@@ -27664,7 +27701,7 @@
               <w:pStyle w:val="Compact"/>
             </w:pPr>
             <w:r>
-              <w:t xml:space="preserve">56</w:t>
+              <w:t xml:space="preserve">56.0</w:t>
             </w:r>
           </w:p>
         </w:tc>
@@ -27784,7 +27821,7 @@
               <w:pStyle w:val="Compact"/>
             </w:pPr>
             <w:r>
-              <w:t xml:space="preserve">56</w:t>
+              <w:t xml:space="preserve">56.0</w:t>
             </w:r>
           </w:p>
         </w:tc>
@@ -27898,7 +27935,7 @@
               <w:pStyle w:val="Compact"/>
             </w:pPr>
             <w:r>
-              <w:t xml:space="preserve">55</w:t>
+              <w:t xml:space="preserve">55.0</w:t>
             </w:r>
           </w:p>
         </w:tc>
@@ -28018,7 +28055,7 @@
               <w:pStyle w:val="Compact"/>
             </w:pPr>
             <w:r>
-              <w:t xml:space="preserve">55</w:t>
+              <w:t xml:space="preserve">55.0</w:t>
             </w:r>
           </w:p>
         </w:tc>
@@ -28120,7 +28157,7 @@
               <w:pStyle w:val="Compact"/>
             </w:pPr>
             <w:r>
-              <w:t xml:space="preserve">55</w:t>
+              <w:t xml:space="preserve">55.0</w:t>
             </w:r>
           </w:p>
         </w:tc>
@@ -28234,7 +28271,7 @@
               <w:pStyle w:val="Compact"/>
             </w:pPr>
             <w:r>
-              <w:t xml:space="preserve">53</w:t>
+              <w:t xml:space="preserve">53.0</w:t>
             </w:r>
           </w:p>
         </w:tc>
@@ -28348,7 +28385,7 @@
               <w:pStyle w:val="Compact"/>
             </w:pPr>
             <w:r>
-              <w:t xml:space="preserve">53</w:t>
+              <w:t xml:space="preserve">53.0</w:t>
             </w:r>
           </w:p>
         </w:tc>
@@ -28486,7 +28523,7 @@
               <w:pStyle w:val="Compact"/>
             </w:pPr>
             <w:r>
-              <w:t xml:space="preserve">51</w:t>
+              <w:t xml:space="preserve">51.0</w:t>
             </w:r>
           </w:p>
         </w:tc>
@@ -28606,7 +28643,7 @@
               <w:pStyle w:val="Compact"/>
             </w:pPr>
             <w:r>
-              <w:t xml:space="preserve">48</w:t>
+              <w:t xml:space="preserve">48.0</w:t>
             </w:r>
           </w:p>
         </w:tc>
@@ -28702,7 +28739,7 @@
               <w:pStyle w:val="Compact"/>
             </w:pPr>
             <w:r>
-              <w:t xml:space="preserve">48</w:t>
+              <w:t xml:space="preserve">48.0</w:t>
             </w:r>
           </w:p>
         </w:tc>
@@ -28804,7 +28841,7 @@
               <w:pStyle w:val="Compact"/>
             </w:pPr>
             <w:r>
-              <w:t xml:space="preserve">46</w:t>
+              <w:t xml:space="preserve">46.0</w:t>
             </w:r>
           </w:p>
         </w:tc>
@@ -28912,7 +28949,7 @@
               <w:pStyle w:val="Compact"/>
             </w:pPr>
             <w:r>
-              <w:t xml:space="preserve">45</w:t>
+              <w:t xml:space="preserve">45.0</w:t>
             </w:r>
           </w:p>
         </w:tc>
@@ -29020,7 +29057,7 @@
               <w:pStyle w:val="Compact"/>
             </w:pPr>
             <w:r>
-              <w:t xml:space="preserve">40</w:t>
+              <w:t xml:space="preserve">40.0</w:t>
             </w:r>
           </w:p>
         </w:tc>
@@ -29122,7 +29159,583 @@
               <w:pStyle w:val="Compact"/>
             </w:pPr>
             <w:r>
-              <w:t xml:space="preserve">40</w:t>
+              <w:t xml:space="preserve">40.0</w:t>
+            </w:r>
+          </w:p>
+        </w:tc>
+        <w:tc>
+          <w:tcPr/>
+          <w:p>
+            <w:pPr>
+              <w:pStyle w:val="Compact"/>
+            </w:pPr>
+            <w:r>
+              <w:t xml:space="preserve">Open</w:t>
+            </w:r>
+          </w:p>
+        </w:tc>
+        <w:tc>
+          <w:tcPr/>
+          <w:p>
+            <w:pPr>
+              <w:pStyle w:val="Compact"/>
+            </w:pPr>
+            <w:r>
+              <w:t xml:space="preserve">Federate or</w:t>
+            </w:r>
+            <w:r>
+              <w:t xml:space="preserve"> </w:t>
+            </w:r>
+            <w:r>
+              <w:t xml:space="preserve">light ingest</w:t>
+            </w:r>
+          </w:p>
+        </w:tc>
+      </w:tr>
+      <w:tr>
+        <w:tc>
+          <w:tcPr/>
+          <w:p>
+            <w:pPr>
+              <w:pStyle w:val="Compact"/>
+            </w:pPr>
+            <w:r>
+              <w:t xml:space="preserve">IFPRI</w:t>
+            </w:r>
+          </w:p>
+        </w:tc>
+        <w:tc>
+          <w:tcPr/>
+          <w:p>
+            <w:pPr>
+              <w:pStyle w:val="Compact"/>
+            </w:pPr>
+            <w:r>
+              <w:t xml:space="preserve">IMPACT Projections of Hunger</w:t>
+            </w:r>
+            <w:r>
+              <w:t xml:space="preserve"> </w:t>
+            </w:r>
+            <w:r>
+              <w:t xml:space="preserve">With and Without Climate</w:t>
+            </w:r>
+            <w:r>
+              <w:t xml:space="preserve"> </w:t>
+            </w:r>
+            <w:r>
+              <w:t xml:space="preserve">Change</w:t>
+            </w:r>
+          </w:p>
+        </w:tc>
+        <w:tc>
+          <w:tcPr/>
+          <w:p>
+            <w:pPr>
+              <w:pStyle w:val="Compact"/>
+            </w:pPr>
+            <w:r>
+              <w:t xml:space="preserve">Adaptation</w:t>
+            </w:r>
+            <w:r>
+              <w:t xml:space="preserve"> </w:t>
+            </w:r>
+            <w:r>
+              <w:t xml:space="preserve">Analytics</w:t>
+            </w:r>
+          </w:p>
+        </w:tc>
+        <w:tc>
+          <w:tcPr/>
+          <w:p>
+            <w:pPr>
+              <w:pStyle w:val="Compact"/>
+            </w:pPr>
+            <w:r>
+              <w:t xml:space="preserve">Global</w:t>
+            </w:r>
+          </w:p>
+        </w:tc>
+        <w:tc>
+          <w:tcPr/>
+          <w:p>
+            <w:pPr>
+              <w:pStyle w:val="Compact"/>
+            </w:pPr>
+            <w:r>
+              <w:t xml:space="preserve">CGIAR-</w:t>
+            </w:r>
+            <w:r>
+              <w:t xml:space="preserve"> </w:t>
+            </w:r>
+            <w:r>
+              <w:t xml:space="preserve">produced</w:t>
+            </w:r>
+          </w:p>
+        </w:tc>
+        <w:tc>
+          <w:tcPr/>
+          <w:p>
+            <w:pPr>
+              <w:pStyle w:val="Compact"/>
+            </w:pPr>
+            <w:r>
+              <w:t xml:space="preserve">nan</w:t>
+            </w:r>
+          </w:p>
+        </w:tc>
+        <w:tc>
+          <w:tcPr/>
+          <w:p>
+            <w:pPr>
+              <w:pStyle w:val="Compact"/>
+            </w:pPr>
+            <w:r>
+              <w:t xml:space="preserve">Open</w:t>
+            </w:r>
+          </w:p>
+        </w:tc>
+        <w:tc>
+          <w:tcPr/>
+          <w:p>
+            <w:pPr>
+              <w:pStyle w:val="Compact"/>
+            </w:pPr>
+            <w:r>
+              <w:t xml:space="preserve">Ingest</w:t>
+            </w:r>
+            <w:r>
+              <w:t xml:space="preserve"> </w:t>
+            </w:r>
+            <w:r>
+              <w:t xml:space="preserve">candidate</w:t>
+            </w:r>
+          </w:p>
+        </w:tc>
+      </w:tr>
+      <w:tr>
+        <w:tc>
+          <w:tcPr/>
+          <w:p>
+            <w:pPr>
+              <w:pStyle w:val="Compact"/>
+            </w:pPr>
+            <w:r>
+              <w:t xml:space="preserve">IFPRI</w:t>
+            </w:r>
+          </w:p>
+        </w:tc>
+        <w:tc>
+          <w:tcPr/>
+          <w:p>
+            <w:pPr>
+              <w:pStyle w:val="Compact"/>
+            </w:pPr>
+            <w:r>
+              <w:t xml:space="preserve">Ethiopia Nile Basin Climate</w:t>
+            </w:r>
+            <w:r>
+              <w:t xml:space="preserve"> </w:t>
+            </w:r>
+            <w:r>
+              <w:t xml:space="preserve">Change Adaptation Dataset</w:t>
+            </w:r>
+          </w:p>
+        </w:tc>
+        <w:tc>
+          <w:tcPr/>
+          <w:p>
+            <w:pPr>
+              <w:pStyle w:val="Compact"/>
+            </w:pPr>
+            <w:r>
+              <w:t xml:space="preserve">Adaptive</w:t>
+            </w:r>
+            <w:r>
+              <w:t xml:space="preserve"> </w:t>
+            </w:r>
+            <w:r>
+              <w:t xml:space="preserve">Capacity</w:t>
+            </w:r>
+          </w:p>
+        </w:tc>
+        <w:tc>
+          <w:tcPr/>
+          <w:p>
+            <w:pPr>
+              <w:pStyle w:val="Compact"/>
+            </w:pPr>
+            <w:r>
+              <w:t xml:space="preserve">Africa</w:t>
+            </w:r>
+          </w:p>
+        </w:tc>
+        <w:tc>
+          <w:tcPr/>
+          <w:p>
+            <w:pPr>
+              <w:pStyle w:val="Compact"/>
+            </w:pPr>
+            <w:r>
+              <w:t xml:space="preserve">Co-produced</w:t>
+            </w:r>
+          </w:p>
+        </w:tc>
+        <w:tc>
+          <w:tcPr/>
+          <w:p>
+            <w:pPr>
+              <w:pStyle w:val="Compact"/>
+            </w:pPr>
+            <w:r>
+              <w:t xml:space="preserve">nan</w:t>
+            </w:r>
+          </w:p>
+        </w:tc>
+        <w:tc>
+          <w:tcPr/>
+          <w:p>
+            <w:pPr>
+              <w:pStyle w:val="Compact"/>
+            </w:pPr>
+            <w:r>
+              <w:t xml:space="preserve">Open</w:t>
+            </w:r>
+          </w:p>
+        </w:tc>
+        <w:tc>
+          <w:tcPr/>
+          <w:p>
+            <w:pPr>
+              <w:pStyle w:val="Compact"/>
+            </w:pPr>
+            <w:r>
+              <w:t xml:space="preserve">Federate or</w:t>
+            </w:r>
+            <w:r>
+              <w:t xml:space="preserve"> </w:t>
+            </w:r>
+            <w:r>
+              <w:t xml:space="preserve">light ingest</w:t>
+            </w:r>
+          </w:p>
+        </w:tc>
+      </w:tr>
+      <w:tr>
+        <w:tc>
+          <w:tcPr/>
+          <w:p>
+            <w:pPr>
+              <w:pStyle w:val="Compact"/>
+            </w:pPr>
+            <w:r>
+              <w:t xml:space="preserve">IFPRI</w:t>
+            </w:r>
+          </w:p>
+        </w:tc>
+        <w:tc>
+          <w:tcPr/>
+          <w:p>
+            <w:pPr>
+              <w:pStyle w:val="Compact"/>
+            </w:pPr>
+            <w:r>
+              <w:t xml:space="preserve">Bangladesh Climate Change</w:t>
+            </w:r>
+            <w:r>
+              <w:t xml:space="preserve"> </w:t>
+            </w:r>
+            <w:r>
+              <w:t xml:space="preserve">Adaptation Survey (BCCAS,</w:t>
+            </w:r>
+            <w:r>
+              <w:t xml:space="preserve"> </w:t>
+            </w:r>
+            <w:r>
+              <w:t xml:space="preserve">Rounds I-II)</w:t>
+            </w:r>
+          </w:p>
+        </w:tc>
+        <w:tc>
+          <w:tcPr/>
+          <w:p>
+            <w:pPr>
+              <w:pStyle w:val="Compact"/>
+            </w:pPr>
+            <w:r>
+              <w:t xml:space="preserve">Adaptive</w:t>
+            </w:r>
+            <w:r>
+              <w:t xml:space="preserve"> </w:t>
+            </w:r>
+            <w:r>
+              <w:t xml:space="preserve">Capacity</w:t>
+            </w:r>
+          </w:p>
+        </w:tc>
+        <w:tc>
+          <w:tcPr/>
+          <w:p>
+            <w:pPr>
+              <w:pStyle w:val="Compact"/>
+            </w:pPr>
+            <w:r>
+              <w:t xml:space="preserve">Asia / South</w:t>
+            </w:r>
+            <w:r>
+              <w:t xml:space="preserve"> </w:t>
+            </w:r>
+            <w:r>
+              <w:t xml:space="preserve">&amp; SE Asia</w:t>
+            </w:r>
+          </w:p>
+        </w:tc>
+        <w:tc>
+          <w:tcPr/>
+          <w:p>
+            <w:pPr>
+              <w:pStyle w:val="Compact"/>
+            </w:pPr>
+            <w:r>
+              <w:t xml:space="preserve">Co-produced</w:t>
+            </w:r>
+          </w:p>
+        </w:tc>
+        <w:tc>
+          <w:tcPr/>
+          <w:p>
+            <w:pPr>
+              <w:pStyle w:val="Compact"/>
+            </w:pPr>
+            <w:r>
+              <w:t xml:space="preserve">nan</w:t>
+            </w:r>
+          </w:p>
+        </w:tc>
+        <w:tc>
+          <w:tcPr/>
+          <w:p>
+            <w:pPr>
+              <w:pStyle w:val="Compact"/>
+            </w:pPr>
+            <w:r>
+              <w:t xml:space="preserve">Open</w:t>
+            </w:r>
+          </w:p>
+        </w:tc>
+        <w:tc>
+          <w:tcPr/>
+          <w:p>
+            <w:pPr>
+              <w:pStyle w:val="Compact"/>
+            </w:pPr>
+            <w:r>
+              <w:t xml:space="preserve">Ingest</w:t>
+            </w:r>
+            <w:r>
+              <w:t xml:space="preserve"> </w:t>
+            </w:r>
+            <w:r>
+              <w:t xml:space="preserve">candidate</w:t>
+            </w:r>
+          </w:p>
+        </w:tc>
+      </w:tr>
+      <w:tr>
+        <w:tc>
+          <w:tcPr/>
+          <w:p>
+            <w:pPr>
+              <w:pStyle w:val="Compact"/>
+            </w:pPr>
+            <w:r>
+              <w:t xml:space="preserve">IFPRI</w:t>
+            </w:r>
+          </w:p>
+        </w:tc>
+        <w:tc>
+          <w:tcPr/>
+          <w:p>
+            <w:pPr>
+              <w:pStyle w:val="Compact"/>
+            </w:pPr>
+            <w:r>
+              <w:t xml:space="preserve">IFPRI-CCAFS Gender and Climate</w:t>
+            </w:r>
+            <w:r>
+              <w:t xml:space="preserve"> </w:t>
+            </w:r>
+            <w:r>
+              <w:t xml:space="preserve">Change Survey Data: Bangladesh</w:t>
+            </w:r>
+          </w:p>
+        </w:tc>
+        <w:tc>
+          <w:tcPr/>
+          <w:p>
+            <w:pPr>
+              <w:pStyle w:val="Compact"/>
+            </w:pPr>
+            <w:r>
+              <w:t xml:space="preserve">Adaptive</w:t>
+            </w:r>
+            <w:r>
+              <w:t xml:space="preserve"> </w:t>
+            </w:r>
+            <w:r>
+              <w:t xml:space="preserve">Capacity</w:t>
+            </w:r>
+          </w:p>
+        </w:tc>
+        <w:tc>
+          <w:tcPr/>
+          <w:p>
+            <w:pPr>
+              <w:pStyle w:val="Compact"/>
+            </w:pPr>
+            <w:r>
+              <w:t xml:space="preserve">Asia / South</w:t>
+            </w:r>
+            <w:r>
+              <w:t xml:space="preserve"> </w:t>
+            </w:r>
+            <w:r>
+              <w:t xml:space="preserve">&amp; SE Asia</w:t>
+            </w:r>
+          </w:p>
+        </w:tc>
+        <w:tc>
+          <w:tcPr/>
+          <w:p>
+            <w:pPr>
+              <w:pStyle w:val="Compact"/>
+            </w:pPr>
+            <w:r>
+              <w:t xml:space="preserve">Co-produced</w:t>
+            </w:r>
+          </w:p>
+        </w:tc>
+        <w:tc>
+          <w:tcPr/>
+          <w:p>
+            <w:pPr>
+              <w:pStyle w:val="Compact"/>
+            </w:pPr>
+            <w:r>
+              <w:t xml:space="preserve">nan</w:t>
+            </w:r>
+          </w:p>
+        </w:tc>
+        <w:tc>
+          <w:tcPr/>
+          <w:p>
+            <w:pPr>
+              <w:pStyle w:val="Compact"/>
+            </w:pPr>
+            <w:r>
+              <w:t xml:space="preserve">Open</w:t>
+            </w:r>
+          </w:p>
+        </w:tc>
+        <w:tc>
+          <w:tcPr/>
+          <w:p>
+            <w:pPr>
+              <w:pStyle w:val="Compact"/>
+            </w:pPr>
+            <w:r>
+              <w:t xml:space="preserve">Ingest</w:t>
+            </w:r>
+            <w:r>
+              <w:t xml:space="preserve"> </w:t>
+            </w:r>
+            <w:r>
+              <w:t xml:space="preserve">candidate</w:t>
+            </w:r>
+          </w:p>
+        </w:tc>
+      </w:tr>
+      <w:tr>
+        <w:tc>
+          <w:tcPr/>
+          <w:p>
+            <w:pPr>
+              <w:pStyle w:val="Compact"/>
+            </w:pPr>
+            <w:r>
+              <w:t xml:space="preserve">IFPRI</w:t>
+            </w:r>
+          </w:p>
+        </w:tc>
+        <w:tc>
+          <w:tcPr/>
+          <w:p>
+            <w:pPr>
+              <w:pStyle w:val="Compact"/>
+            </w:pPr>
+            <w:r>
+              <w:t xml:space="preserve">South Africa Limpopo Basin</w:t>
+            </w:r>
+            <w:r>
+              <w:t xml:space="preserve"> </w:t>
+            </w:r>
+            <w:r>
+              <w:t xml:space="preserve">Climate Change Adaptation</w:t>
+            </w:r>
+            <w:r>
+              <w:t xml:space="preserve"> </w:t>
+            </w:r>
+            <w:r>
+              <w:t xml:space="preserve">Dataset</w:t>
+            </w:r>
+          </w:p>
+        </w:tc>
+        <w:tc>
+          <w:tcPr/>
+          <w:p>
+            <w:pPr>
+              <w:pStyle w:val="Compact"/>
+            </w:pPr>
+            <w:r>
+              <w:t xml:space="preserve">Adaptive</w:t>
+            </w:r>
+            <w:r>
+              <w:t xml:space="preserve"> </w:t>
+            </w:r>
+            <w:r>
+              <w:t xml:space="preserve">Capacity</w:t>
+            </w:r>
+          </w:p>
+        </w:tc>
+        <w:tc>
+          <w:tcPr/>
+          <w:p>
+            <w:pPr>
+              <w:pStyle w:val="Compact"/>
+            </w:pPr>
+            <w:r>
+              <w:t xml:space="preserve">Africa</w:t>
+            </w:r>
+          </w:p>
+        </w:tc>
+        <w:tc>
+          <w:tcPr/>
+          <w:p>
+            <w:pPr>
+              <w:pStyle w:val="Compact"/>
+            </w:pPr>
+            <w:r>
+              <w:t xml:space="preserve">Co-produced</w:t>
+            </w:r>
+          </w:p>
+        </w:tc>
+        <w:tc>
+          <w:tcPr/>
+          <w:p>
+            <w:pPr>
+              <w:pStyle w:val="Compact"/>
+            </w:pPr>
+            <w:r>
+              <w:t xml:space="preserve">nan</w:t>
             </w:r>
           </w:p>
         </w:tc>
@@ -29491,29 +30104,29 @@
               <w:pStyle w:val="Compact"/>
             </w:pPr>
             <w:r>
-              <w:t xml:space="preserve">10</w:t>
-            </w:r>
-          </w:p>
-        </w:tc>
-        <w:tc>
-          <w:tcPr/>
-          <w:p>
-            <w:pPr>
-              <w:pStyle w:val="Compact"/>
-            </w:pPr>
-            <w:r>
-              <w:t xml:space="preserve">10/10</w:t>
-            </w:r>
-          </w:p>
-        </w:tc>
-        <w:tc>
-          <w:tcPr/>
-          <w:p>
-            <w:pPr>
-              <w:pStyle w:val="Compact"/>
-            </w:pPr>
-            <w:r>
-              <w:t xml:space="preserve">10/10</w:t>
+              <w:t xml:space="preserve">15</w:t>
+            </w:r>
+          </w:p>
+        </w:tc>
+        <w:tc>
+          <w:tcPr/>
+          <w:p>
+            <w:pPr>
+              <w:pStyle w:val="Compact"/>
+            </w:pPr>
+            <w:r>
+              <w:t xml:space="preserve">10/15</w:t>
+            </w:r>
+          </w:p>
+        </w:tc>
+        <w:tc>
+          <w:tcPr/>
+          <w:p>
+            <w:pPr>
+              <w:pStyle w:val="Compact"/>
+            </w:pPr>
+            <w:r>
+              <w:t xml:space="preserve">10/15</w:t>
             </w:r>
           </w:p>
         </w:tc>
